--- a/konzept/abgabe_konzept.docx
+++ b/konzept/abgabe_konzept.docx
@@ -6,31 +6,53 @@
       <w:pPr>
         <w:jc w:val="center"/>
         <w:rPr>
-          <w:lang w:val="en-US"/>
-        </w:rPr>
-      </w:pPr>
-      <w:r>
-        <w:rPr>
           <w:b/>
           <w:sz w:val="28"/>
           <w:lang w:val="en-US"/>
         </w:rPr>
-        <w:t>Hochschule</w:t>
-      </w:r>
-      <w:r>
+      </w:pPr>
+    </w:p>
+    <w:p>
+      <w:pPr>
+        <w:jc w:val="center"/>
         <w:rPr>
           <w:b/>
           <w:sz w:val="28"/>
           <w:lang w:val="en-US"/>
         </w:rPr>
-        <w:t xml:space="preserve"> M</w:t>
-      </w:r>
-      <w:r>
+      </w:pPr>
+    </w:p>
+    <w:p>
+      <w:pPr>
+        <w:jc w:val="center"/>
         <w:rPr>
           <w:b/>
           <w:sz w:val="28"/>
           <w:lang w:val="en-US"/>
         </w:rPr>
+      </w:pPr>
+    </w:p>
+    <w:p>
+      <w:pPr>
+        <w:jc w:val="center"/>
+        <w:rPr>
+          <w:lang w:val="en-US"/>
+        </w:rPr>
+      </w:pPr>
+      <w:r>
+        <w:rPr>
+          <w:b/>
+          <w:sz w:val="28"/>
+          <w:lang w:val="en-US"/>
+        </w:rPr>
+        <w:t>Hochschule M</w:t>
+      </w:r>
+      <w:r>
+        <w:rPr>
+          <w:b/>
+          <w:sz w:val="28"/>
+          <w:lang w:val="en-US"/>
+        </w:rPr>
         <w:t>ünchen</w:t>
       </w:r>
     </w:p>
@@ -83,37 +105,118 @@
     <w:p>
       <w:pPr>
         <w:jc w:val="center"/>
+      </w:pPr>
+      <w:r>
+        <w:rPr>
+          <w:sz w:val="28"/>
+        </w:rPr>
+        <w:t>„App 4: AccessSpeak - Language Doc Assistant“</w:t>
+      </w:r>
+      <w:r>
+        <w:rPr>
+          <w:sz w:val="28"/>
+        </w:rPr>
+        <w:br/>
+      </w:r>
+    </w:p>
+    <w:p>
+      <w:pPr>
+        <w:jc w:val="center"/>
+      </w:pPr>
+      <w:r>
+        <w:t>Semester: SoSe 2026</w:t>
+      </w:r>
+      <w:r>
+        <w:br/>
+      </w:r>
+    </w:p>
+    <w:p>
+      <w:pPr>
+        <w:jc w:val="center"/>
+      </w:pPr>
+      <w:r>
+        <w:rPr>
+          <w:b/>
+        </w:rPr>
+        <w:t>Eingereicht von:</w:t>
+      </w:r>
+    </w:p>
+    <w:p>
+      <w:pPr>
+        <w:jc w:val="center"/>
         <w:rPr>
           <w:lang w:val="en-US"/>
         </w:rPr>
       </w:pPr>
       <w:r>
         <w:rPr>
-          <w:sz w:val="28"/>
           <w:lang w:val="en-US"/>
         </w:rPr>
-        <w:t>„App 4: AccessSpeak - Language Doc Assistant“</w:t>
-      </w:r>
-      <w:r>
-        <w:rPr>
-          <w:sz w:val="28"/>
+        <w:t>Vincent Nier</w:t>
+      </w:r>
+    </w:p>
+    <w:p>
+      <w:pPr>
+        <w:jc w:val="center"/>
+        <w:rPr>
           <w:lang w:val="en-US"/>
         </w:rPr>
+      </w:pPr>
+      <w:r>
+        <w:rPr>
+          <w:lang w:val="en-US"/>
+        </w:rPr>
+        <w:t>Oliver Schlieper</w:t>
+      </w:r>
+    </w:p>
+    <w:p>
+      <w:pPr>
+        <w:jc w:val="center"/>
+        <w:rPr>
+          <w:lang w:val="en-US"/>
+        </w:rPr>
+      </w:pPr>
+      <w:r>
+        <w:rPr>
+          <w:lang w:val="en-US"/>
+        </w:rPr>
+        <w:t>Florian Hans</w:t>
+      </w:r>
+    </w:p>
+    <w:p>
+      <w:pPr>
+        <w:jc w:val="center"/>
+      </w:pPr>
+      <w:r>
+        <w:t>(</w:t>
+      </w:r>
+      <w:r>
+        <w:t>Ali Mohamad</w:t>
+      </w:r>
+      <w:r>
+        <w:t>)</w:t>
+      </w:r>
+      <w:r>
         <w:br/>
       </w:r>
     </w:p>
     <w:p>
       <w:pPr>
         <w:jc w:val="center"/>
-        <w:rPr>
-          <w:lang w:val="en-US"/>
-        </w:rPr>
-      </w:pPr>
-      <w:r>
-        <w:t xml:space="preserve">Semester: SoSe </w:t>
-      </w:r>
-      <w:r>
-        <w:t>2026</w:t>
+      </w:pPr>
+      <w:r>
+        <w:rPr>
+          <w:b/>
+        </w:rPr>
+        <w:t>Betreuer / Dozent:</w:t>
+      </w:r>
+    </w:p>
+    <w:p>
+      <w:pPr>
+        <w:jc w:val="center"/>
+      </w:pPr>
+      <w:r>
+        <w:t>Hr. Schiffner</w:t>
       </w:r>
       <w:r>
         <w:br/>
@@ -127,7 +230,7 @@
         <w:rPr>
           <w:b/>
         </w:rPr>
-        <w:t>Eingereicht von:</w:t>
+        <w:t>Abgabedatum:</w:t>
       </w:r>
     </w:p>
     <w:p>
@@ -135,87 +238,7 @@
         <w:jc w:val="center"/>
       </w:pPr>
       <w:r>
-        <w:t>Vincent Nier</w:t>
-      </w:r>
-    </w:p>
-    <w:p>
-      <w:pPr>
-        <w:jc w:val="center"/>
-      </w:pPr>
-      <w:r>
-        <w:t>Oliver Schlieper</w:t>
-      </w:r>
-    </w:p>
-    <w:p>
-      <w:pPr>
-        <w:jc w:val="center"/>
-      </w:pPr>
-      <w:r>
-        <w:t>Florian Hans</w:t>
-      </w:r>
-    </w:p>
-    <w:p>
-      <w:pPr>
-        <w:jc w:val="center"/>
-      </w:pPr>
-      <w:r>
-        <w:t>Ali Mohamad</w:t>
-      </w:r>
-      <w:r>
-        <w:br/>
-      </w:r>
-    </w:p>
-    <w:p>
-      <w:pPr>
-        <w:jc w:val="center"/>
-      </w:pPr>
-      <w:r>
-        <w:rPr>
-          <w:b/>
-        </w:rPr>
-        <w:t>Betreuer / Dozent:</w:t>
-      </w:r>
-    </w:p>
-    <w:p>
-      <w:pPr>
-        <w:jc w:val="center"/>
-      </w:pPr>
-      <w:r>
-        <w:t>Hr. Schiffner</w:t>
-      </w:r>
-      <w:r>
-        <w:br/>
-      </w:r>
-    </w:p>
-    <w:p>
-      <w:pPr>
-        <w:jc w:val="center"/>
-      </w:pPr>
-      <w:r>
-        <w:rPr>
-          <w:b/>
-        </w:rPr>
-        <w:t>Abgabedatum:</w:t>
-      </w:r>
-    </w:p>
-    <w:p>
-      <w:pPr>
-        <w:jc w:val="center"/>
-      </w:pPr>
-      <w:r>
-        <w:t>14</w:t>
-      </w:r>
-      <w:r>
-        <w:t>.</w:t>
-      </w:r>
-      <w:r>
-        <w:t>05</w:t>
-      </w:r>
-      <w:r>
-        <w:t>.</w:t>
-      </w:r>
-      <w:r>
-        <w:t>2026</w:t>
+        <w:t>14.05.2026</w:t>
       </w:r>
     </w:p>
     <w:p>
@@ -235,6 +258,15 @@
     </w:p>
     <w:sdt>
       <w:sdtPr>
+        <w:rPr>
+          <w:rFonts w:asciiTheme="minorHAnsi" w:eastAsiaTheme="minorEastAsia" w:hAnsiTheme="minorHAnsi" w:cstheme="minorBidi"/>
+          <w:color w:val="auto"/>
+          <w:kern w:val="2"/>
+          <w:sz w:val="24"/>
+          <w:szCs w:val="24"/>
+          <w:lang w:eastAsia="ja-JP"/>
+          <w14:ligatures w14:val="standardContextual"/>
+        </w:rPr>
         <w:id w:val="823240403"/>
         <w:docPartObj>
           <w:docPartGallery w:val="Table of Contents"/>
@@ -243,15 +275,8 @@
       </w:sdtPr>
       <w:sdtEndPr>
         <w:rPr>
-          <w:rFonts w:asciiTheme="minorHAnsi" w:eastAsiaTheme="minorEastAsia" w:hAnsiTheme="minorHAnsi" w:cstheme="minorBidi"/>
           <w:b/>
           <w:bCs/>
-          <w:color w:val="auto"/>
-          <w:kern w:val="2"/>
-          <w:sz w:val="24"/>
-          <w:szCs w:val="24"/>
-          <w:lang w:eastAsia="ja-JP"/>
-          <w14:ligatures w14:val="standardContextual"/>
         </w:rPr>
       </w:sdtEndPr>
       <w:sdtContent>
@@ -290,7 +315,7 @@
           <w:r>
             <w:fldChar w:fldCharType="separate"/>
           </w:r>
-          <w:hyperlink w:anchor="_Toc229591248" w:history="1">
+          <w:hyperlink w:anchor="_Toc229680533" w:history="1">
             <w:r>
               <w:rPr>
                 <w:rStyle w:val="Hyperlink"/>
@@ -317,7 +342,7 @@
                 <w:noProof/>
                 <w:webHidden/>
               </w:rPr>
-              <w:instrText xml:space="preserve"> PAGEREF _Toc229591248 \h </w:instrText>
+              <w:instrText xml:space="preserve"> PAGEREF _Toc229680533 \h </w:instrText>
             </w:r>
             <w:r>
               <w:rPr>
@@ -338,6 +363,974 @@
                 <w:webHidden/>
               </w:rPr>
               <w:t>3</w:t>
+            </w:r>
+            <w:r>
+              <w:rPr>
+                <w:noProof/>
+                <w:webHidden/>
+              </w:rPr>
+              <w:fldChar w:fldCharType="end"/>
+            </w:r>
+          </w:hyperlink>
+        </w:p>
+        <w:p>
+          <w:pPr>
+            <w:pStyle w:val="TOC2"/>
+            <w:tabs>
+              <w:tab w:val="right" w:leader="dot" w:pos="9396"/>
+            </w:tabs>
+            <w:rPr>
+              <w:noProof/>
+              <w:lang w:val="en-US"/>
+            </w:rPr>
+          </w:pPr>
+          <w:hyperlink w:anchor="_Toc229680534" w:history="1">
+            <w:r>
+              <w:rPr>
+                <w:rStyle w:val="Hyperlink"/>
+                <w:noProof/>
+              </w:rPr>
+              <w:t>Überblick über die Idee der App und ihren Zweck</w:t>
+            </w:r>
+            <w:r>
+              <w:rPr>
+                <w:noProof/>
+                <w:webHidden/>
+              </w:rPr>
+              <w:tab/>
+            </w:r>
+            <w:r>
+              <w:rPr>
+                <w:noProof/>
+                <w:webHidden/>
+              </w:rPr>
+              <w:fldChar w:fldCharType="begin"/>
+            </w:r>
+            <w:r>
+              <w:rPr>
+                <w:noProof/>
+                <w:webHidden/>
+              </w:rPr>
+              <w:instrText xml:space="preserve"> PAGEREF _Toc229680534 \h </w:instrText>
+            </w:r>
+            <w:r>
+              <w:rPr>
+                <w:noProof/>
+                <w:webHidden/>
+              </w:rPr>
+            </w:r>
+            <w:r>
+              <w:rPr>
+                <w:noProof/>
+                <w:webHidden/>
+              </w:rPr>
+              <w:fldChar w:fldCharType="separate"/>
+            </w:r>
+            <w:r>
+              <w:rPr>
+                <w:noProof/>
+                <w:webHidden/>
+              </w:rPr>
+              <w:t>3</w:t>
+            </w:r>
+            <w:r>
+              <w:rPr>
+                <w:noProof/>
+                <w:webHidden/>
+              </w:rPr>
+              <w:fldChar w:fldCharType="end"/>
+            </w:r>
+          </w:hyperlink>
+        </w:p>
+        <w:p>
+          <w:pPr>
+            <w:pStyle w:val="TOC2"/>
+            <w:tabs>
+              <w:tab w:val="right" w:leader="dot" w:pos="9396"/>
+            </w:tabs>
+            <w:rPr>
+              <w:noProof/>
+              <w:lang w:val="en-US"/>
+            </w:rPr>
+          </w:pPr>
+          <w:hyperlink w:anchor="_Toc229680535" w:history="1">
+            <w:r>
+              <w:rPr>
+                <w:rStyle w:val="Hyperlink"/>
+                <w:noProof/>
+              </w:rPr>
+              <w:t>Adressierte Benutzergruppen: Persona</w:t>
+            </w:r>
+            <w:r>
+              <w:rPr>
+                <w:noProof/>
+                <w:webHidden/>
+              </w:rPr>
+              <w:tab/>
+            </w:r>
+            <w:r>
+              <w:rPr>
+                <w:noProof/>
+                <w:webHidden/>
+              </w:rPr>
+              <w:fldChar w:fldCharType="begin"/>
+            </w:r>
+            <w:r>
+              <w:rPr>
+                <w:noProof/>
+                <w:webHidden/>
+              </w:rPr>
+              <w:instrText xml:space="preserve"> PAGEREF _Toc229680535 \h </w:instrText>
+            </w:r>
+            <w:r>
+              <w:rPr>
+                <w:noProof/>
+                <w:webHidden/>
+              </w:rPr>
+            </w:r>
+            <w:r>
+              <w:rPr>
+                <w:noProof/>
+                <w:webHidden/>
+              </w:rPr>
+              <w:fldChar w:fldCharType="separate"/>
+            </w:r>
+            <w:r>
+              <w:rPr>
+                <w:noProof/>
+                <w:webHidden/>
+              </w:rPr>
+              <w:t>3</w:t>
+            </w:r>
+            <w:r>
+              <w:rPr>
+                <w:noProof/>
+                <w:webHidden/>
+              </w:rPr>
+              <w:fldChar w:fldCharType="end"/>
+            </w:r>
+          </w:hyperlink>
+        </w:p>
+        <w:p>
+          <w:pPr>
+            <w:pStyle w:val="TOC2"/>
+            <w:tabs>
+              <w:tab w:val="right" w:leader="dot" w:pos="9396"/>
+            </w:tabs>
+            <w:rPr>
+              <w:noProof/>
+              <w:lang w:val="en-US"/>
+            </w:rPr>
+          </w:pPr>
+          <w:hyperlink w:anchor="_Toc229680536" w:history="1">
+            <w:r>
+              <w:rPr>
+                <w:rStyle w:val="Hyperlink"/>
+                <w:noProof/>
+              </w:rPr>
+              <w:t>Problemstellung und Lösungsvorschlag</w:t>
+            </w:r>
+            <w:r>
+              <w:rPr>
+                <w:noProof/>
+                <w:webHidden/>
+              </w:rPr>
+              <w:tab/>
+            </w:r>
+            <w:r>
+              <w:rPr>
+                <w:noProof/>
+                <w:webHidden/>
+              </w:rPr>
+              <w:fldChar w:fldCharType="begin"/>
+            </w:r>
+            <w:r>
+              <w:rPr>
+                <w:noProof/>
+                <w:webHidden/>
+              </w:rPr>
+              <w:instrText xml:space="preserve"> PAGEREF _Toc229680536 \h </w:instrText>
+            </w:r>
+            <w:r>
+              <w:rPr>
+                <w:noProof/>
+                <w:webHidden/>
+              </w:rPr>
+            </w:r>
+            <w:r>
+              <w:rPr>
+                <w:noProof/>
+                <w:webHidden/>
+              </w:rPr>
+              <w:fldChar w:fldCharType="separate"/>
+            </w:r>
+            <w:r>
+              <w:rPr>
+                <w:noProof/>
+                <w:webHidden/>
+              </w:rPr>
+              <w:t>5</w:t>
+            </w:r>
+            <w:r>
+              <w:rPr>
+                <w:noProof/>
+                <w:webHidden/>
+              </w:rPr>
+              <w:fldChar w:fldCharType="end"/>
+            </w:r>
+          </w:hyperlink>
+        </w:p>
+        <w:p>
+          <w:pPr>
+            <w:pStyle w:val="TOC2"/>
+            <w:tabs>
+              <w:tab w:val="right" w:leader="dot" w:pos="9396"/>
+            </w:tabs>
+            <w:rPr>
+              <w:noProof/>
+              <w:lang w:val="en-US"/>
+            </w:rPr>
+          </w:pPr>
+          <w:hyperlink w:anchor="_Toc229680537" w:history="1">
+            <w:r>
+              <w:rPr>
+                <w:rStyle w:val="Hyperlink"/>
+                <w:noProof/>
+              </w:rPr>
+              <w:t>Kernfunktionalitäten</w:t>
+            </w:r>
+            <w:r>
+              <w:rPr>
+                <w:noProof/>
+                <w:webHidden/>
+              </w:rPr>
+              <w:tab/>
+            </w:r>
+            <w:r>
+              <w:rPr>
+                <w:noProof/>
+                <w:webHidden/>
+              </w:rPr>
+              <w:fldChar w:fldCharType="begin"/>
+            </w:r>
+            <w:r>
+              <w:rPr>
+                <w:noProof/>
+                <w:webHidden/>
+              </w:rPr>
+              <w:instrText xml:space="preserve"> PAGEREF _Toc229680537 \h </w:instrText>
+            </w:r>
+            <w:r>
+              <w:rPr>
+                <w:noProof/>
+                <w:webHidden/>
+              </w:rPr>
+            </w:r>
+            <w:r>
+              <w:rPr>
+                <w:noProof/>
+                <w:webHidden/>
+              </w:rPr>
+              <w:fldChar w:fldCharType="separate"/>
+            </w:r>
+            <w:r>
+              <w:rPr>
+                <w:noProof/>
+                <w:webHidden/>
+              </w:rPr>
+              <w:t>5</w:t>
+            </w:r>
+            <w:r>
+              <w:rPr>
+                <w:noProof/>
+                <w:webHidden/>
+              </w:rPr>
+              <w:fldChar w:fldCharType="end"/>
+            </w:r>
+          </w:hyperlink>
+        </w:p>
+        <w:p>
+          <w:pPr>
+            <w:pStyle w:val="TOC2"/>
+            <w:tabs>
+              <w:tab w:val="right" w:leader="dot" w:pos="9396"/>
+            </w:tabs>
+            <w:rPr>
+              <w:noProof/>
+              <w:lang w:val="en-US"/>
+            </w:rPr>
+          </w:pPr>
+          <w:hyperlink w:anchor="_Toc229680538" w:history="1">
+            <w:r>
+              <w:rPr>
+                <w:rStyle w:val="Hyperlink"/>
+                <w:noProof/>
+              </w:rPr>
+              <w:t>Fazit</w:t>
+            </w:r>
+            <w:r>
+              <w:rPr>
+                <w:noProof/>
+                <w:webHidden/>
+              </w:rPr>
+              <w:tab/>
+            </w:r>
+            <w:r>
+              <w:rPr>
+                <w:noProof/>
+                <w:webHidden/>
+              </w:rPr>
+              <w:fldChar w:fldCharType="begin"/>
+            </w:r>
+            <w:r>
+              <w:rPr>
+                <w:noProof/>
+                <w:webHidden/>
+              </w:rPr>
+              <w:instrText xml:space="preserve"> PAGEREF _Toc229680538 \h </w:instrText>
+            </w:r>
+            <w:r>
+              <w:rPr>
+                <w:noProof/>
+                <w:webHidden/>
+              </w:rPr>
+            </w:r>
+            <w:r>
+              <w:rPr>
+                <w:noProof/>
+                <w:webHidden/>
+              </w:rPr>
+              <w:fldChar w:fldCharType="separate"/>
+            </w:r>
+            <w:r>
+              <w:rPr>
+                <w:noProof/>
+                <w:webHidden/>
+              </w:rPr>
+              <w:t>5</w:t>
+            </w:r>
+            <w:r>
+              <w:rPr>
+                <w:noProof/>
+                <w:webHidden/>
+              </w:rPr>
+              <w:fldChar w:fldCharType="end"/>
+            </w:r>
+          </w:hyperlink>
+        </w:p>
+        <w:p>
+          <w:pPr>
+            <w:pStyle w:val="TOC1"/>
+            <w:tabs>
+              <w:tab w:val="right" w:leader="dot" w:pos="9396"/>
+            </w:tabs>
+            <w:rPr>
+              <w:noProof/>
+              <w:lang w:val="en-US"/>
+            </w:rPr>
+          </w:pPr>
+          <w:hyperlink w:anchor="_Toc229680539" w:history="1">
+            <w:r>
+              <w:rPr>
+                <w:rStyle w:val="Hyperlink"/>
+                <w:noProof/>
+              </w:rPr>
+              <w:t>Use Scenario / Storyboard</w:t>
+            </w:r>
+            <w:r>
+              <w:rPr>
+                <w:noProof/>
+                <w:webHidden/>
+              </w:rPr>
+              <w:tab/>
+            </w:r>
+            <w:r>
+              <w:rPr>
+                <w:noProof/>
+                <w:webHidden/>
+              </w:rPr>
+              <w:fldChar w:fldCharType="begin"/>
+            </w:r>
+            <w:r>
+              <w:rPr>
+                <w:noProof/>
+                <w:webHidden/>
+              </w:rPr>
+              <w:instrText xml:space="preserve"> PAGEREF _Toc229680539 \h </w:instrText>
+            </w:r>
+            <w:r>
+              <w:rPr>
+                <w:noProof/>
+                <w:webHidden/>
+              </w:rPr>
+            </w:r>
+            <w:r>
+              <w:rPr>
+                <w:noProof/>
+                <w:webHidden/>
+              </w:rPr>
+              <w:fldChar w:fldCharType="separate"/>
+            </w:r>
+            <w:r>
+              <w:rPr>
+                <w:noProof/>
+                <w:webHidden/>
+              </w:rPr>
+              <w:t>6</w:t>
+            </w:r>
+            <w:r>
+              <w:rPr>
+                <w:noProof/>
+                <w:webHidden/>
+              </w:rPr>
+              <w:fldChar w:fldCharType="end"/>
+            </w:r>
+          </w:hyperlink>
+        </w:p>
+        <w:p>
+          <w:pPr>
+            <w:pStyle w:val="TOC1"/>
+            <w:tabs>
+              <w:tab w:val="right" w:leader="dot" w:pos="9396"/>
+            </w:tabs>
+            <w:rPr>
+              <w:noProof/>
+              <w:lang w:val="en-US"/>
+            </w:rPr>
+          </w:pPr>
+          <w:hyperlink w:anchor="_Toc229680540" w:history="1">
+            <w:r>
+              <w:rPr>
+                <w:rStyle w:val="Hyperlink"/>
+                <w:noProof/>
+              </w:rPr>
+              <w:t>Prototyping</w:t>
+            </w:r>
+            <w:r>
+              <w:rPr>
+                <w:noProof/>
+                <w:webHidden/>
+              </w:rPr>
+              <w:tab/>
+            </w:r>
+            <w:r>
+              <w:rPr>
+                <w:noProof/>
+                <w:webHidden/>
+              </w:rPr>
+              <w:fldChar w:fldCharType="begin"/>
+            </w:r>
+            <w:r>
+              <w:rPr>
+                <w:noProof/>
+                <w:webHidden/>
+              </w:rPr>
+              <w:instrText xml:space="preserve"> PAGEREF _Toc229680540 \h </w:instrText>
+            </w:r>
+            <w:r>
+              <w:rPr>
+                <w:noProof/>
+                <w:webHidden/>
+              </w:rPr>
+            </w:r>
+            <w:r>
+              <w:rPr>
+                <w:noProof/>
+                <w:webHidden/>
+              </w:rPr>
+              <w:fldChar w:fldCharType="separate"/>
+            </w:r>
+            <w:r>
+              <w:rPr>
+                <w:noProof/>
+                <w:webHidden/>
+              </w:rPr>
+              <w:t>7</w:t>
+            </w:r>
+            <w:r>
+              <w:rPr>
+                <w:noProof/>
+                <w:webHidden/>
+              </w:rPr>
+              <w:fldChar w:fldCharType="end"/>
+            </w:r>
+          </w:hyperlink>
+        </w:p>
+        <w:p>
+          <w:pPr>
+            <w:pStyle w:val="TOC2"/>
+            <w:tabs>
+              <w:tab w:val="right" w:leader="dot" w:pos="9396"/>
+            </w:tabs>
+            <w:rPr>
+              <w:noProof/>
+              <w:lang w:val="en-US"/>
+            </w:rPr>
+          </w:pPr>
+          <w:hyperlink w:anchor="_Toc229680541" w:history="1">
+            <w:r>
+              <w:rPr>
+                <w:rStyle w:val="Hyperlink"/>
+                <w:noProof/>
+              </w:rPr>
+              <w:t>Userflows</w:t>
+            </w:r>
+            <w:r>
+              <w:rPr>
+                <w:noProof/>
+                <w:webHidden/>
+              </w:rPr>
+              <w:tab/>
+            </w:r>
+            <w:r>
+              <w:rPr>
+                <w:noProof/>
+                <w:webHidden/>
+              </w:rPr>
+              <w:fldChar w:fldCharType="begin"/>
+            </w:r>
+            <w:r>
+              <w:rPr>
+                <w:noProof/>
+                <w:webHidden/>
+              </w:rPr>
+              <w:instrText xml:space="preserve"> PAGEREF _Toc229680541 \h </w:instrText>
+            </w:r>
+            <w:r>
+              <w:rPr>
+                <w:noProof/>
+                <w:webHidden/>
+              </w:rPr>
+            </w:r>
+            <w:r>
+              <w:rPr>
+                <w:noProof/>
+                <w:webHidden/>
+              </w:rPr>
+              <w:fldChar w:fldCharType="separate"/>
+            </w:r>
+            <w:r>
+              <w:rPr>
+                <w:noProof/>
+                <w:webHidden/>
+              </w:rPr>
+              <w:t>7</w:t>
+            </w:r>
+            <w:r>
+              <w:rPr>
+                <w:noProof/>
+                <w:webHidden/>
+              </w:rPr>
+              <w:fldChar w:fldCharType="end"/>
+            </w:r>
+          </w:hyperlink>
+        </w:p>
+        <w:p>
+          <w:pPr>
+            <w:pStyle w:val="TOC2"/>
+            <w:tabs>
+              <w:tab w:val="right" w:leader="dot" w:pos="9396"/>
+            </w:tabs>
+            <w:rPr>
+              <w:noProof/>
+              <w:lang w:val="en-US"/>
+            </w:rPr>
+          </w:pPr>
+          <w:hyperlink w:anchor="_Toc229680542" w:history="1">
+            <w:r>
+              <w:rPr>
+                <w:rStyle w:val="Hyperlink"/>
+                <w:noProof/>
+              </w:rPr>
+              <w:t>Darstellung der Informationsarchitektur</w:t>
+            </w:r>
+            <w:r>
+              <w:rPr>
+                <w:noProof/>
+                <w:webHidden/>
+              </w:rPr>
+              <w:tab/>
+            </w:r>
+            <w:r>
+              <w:rPr>
+                <w:noProof/>
+                <w:webHidden/>
+              </w:rPr>
+              <w:fldChar w:fldCharType="begin"/>
+            </w:r>
+            <w:r>
+              <w:rPr>
+                <w:noProof/>
+                <w:webHidden/>
+              </w:rPr>
+              <w:instrText xml:space="preserve"> PAGEREF _Toc229680542 \h </w:instrText>
+            </w:r>
+            <w:r>
+              <w:rPr>
+                <w:noProof/>
+                <w:webHidden/>
+              </w:rPr>
+            </w:r>
+            <w:r>
+              <w:rPr>
+                <w:noProof/>
+                <w:webHidden/>
+              </w:rPr>
+              <w:fldChar w:fldCharType="separate"/>
+            </w:r>
+            <w:r>
+              <w:rPr>
+                <w:noProof/>
+                <w:webHidden/>
+              </w:rPr>
+              <w:t>8</w:t>
+            </w:r>
+            <w:r>
+              <w:rPr>
+                <w:noProof/>
+                <w:webHidden/>
+              </w:rPr>
+              <w:fldChar w:fldCharType="end"/>
+            </w:r>
+          </w:hyperlink>
+        </w:p>
+        <w:p>
+          <w:pPr>
+            <w:pStyle w:val="TOC2"/>
+            <w:tabs>
+              <w:tab w:val="right" w:leader="dot" w:pos="9396"/>
+            </w:tabs>
+            <w:rPr>
+              <w:noProof/>
+              <w:lang w:val="en-US"/>
+            </w:rPr>
+          </w:pPr>
+          <w:hyperlink w:anchor="_Toc229680543" w:history="1">
+            <w:r>
+              <w:rPr>
+                <w:rStyle w:val="Hyperlink"/>
+                <w:noProof/>
+              </w:rPr>
+              <w:t>Wireframes</w:t>
+            </w:r>
+            <w:r>
+              <w:rPr>
+                <w:noProof/>
+                <w:webHidden/>
+              </w:rPr>
+              <w:tab/>
+            </w:r>
+            <w:r>
+              <w:rPr>
+                <w:noProof/>
+                <w:webHidden/>
+              </w:rPr>
+              <w:fldChar w:fldCharType="begin"/>
+            </w:r>
+            <w:r>
+              <w:rPr>
+                <w:noProof/>
+                <w:webHidden/>
+              </w:rPr>
+              <w:instrText xml:space="preserve"> PAGEREF _Toc229680543 \h </w:instrText>
+            </w:r>
+            <w:r>
+              <w:rPr>
+                <w:noProof/>
+                <w:webHidden/>
+              </w:rPr>
+            </w:r>
+            <w:r>
+              <w:rPr>
+                <w:noProof/>
+                <w:webHidden/>
+              </w:rPr>
+              <w:fldChar w:fldCharType="separate"/>
+            </w:r>
+            <w:r>
+              <w:rPr>
+                <w:noProof/>
+                <w:webHidden/>
+              </w:rPr>
+              <w:t>9</w:t>
+            </w:r>
+            <w:r>
+              <w:rPr>
+                <w:noProof/>
+                <w:webHidden/>
+              </w:rPr>
+              <w:fldChar w:fldCharType="end"/>
+            </w:r>
+          </w:hyperlink>
+        </w:p>
+        <w:p>
+          <w:pPr>
+            <w:pStyle w:val="TOC2"/>
+            <w:tabs>
+              <w:tab w:val="right" w:leader="dot" w:pos="9396"/>
+            </w:tabs>
+            <w:rPr>
+              <w:noProof/>
+              <w:lang w:val="en-US"/>
+            </w:rPr>
+          </w:pPr>
+          <w:hyperlink w:anchor="_Toc229680544" w:history="1">
+            <w:r>
+              <w:rPr>
+                <w:rStyle w:val="Hyperlink"/>
+                <w:noProof/>
+              </w:rPr>
+              <w:t>Entwurfsskizzen</w:t>
+            </w:r>
+            <w:r>
+              <w:rPr>
+                <w:noProof/>
+                <w:webHidden/>
+              </w:rPr>
+              <w:tab/>
+            </w:r>
+            <w:r>
+              <w:rPr>
+                <w:noProof/>
+                <w:webHidden/>
+              </w:rPr>
+              <w:fldChar w:fldCharType="begin"/>
+            </w:r>
+            <w:r>
+              <w:rPr>
+                <w:noProof/>
+                <w:webHidden/>
+              </w:rPr>
+              <w:instrText xml:space="preserve"> PAGEREF _Toc229680544 \h </w:instrText>
+            </w:r>
+            <w:r>
+              <w:rPr>
+                <w:noProof/>
+                <w:webHidden/>
+              </w:rPr>
+            </w:r>
+            <w:r>
+              <w:rPr>
+                <w:noProof/>
+                <w:webHidden/>
+              </w:rPr>
+              <w:fldChar w:fldCharType="separate"/>
+            </w:r>
+            <w:r>
+              <w:rPr>
+                <w:noProof/>
+                <w:webHidden/>
+              </w:rPr>
+              <w:t>10</w:t>
+            </w:r>
+            <w:r>
+              <w:rPr>
+                <w:noProof/>
+                <w:webHidden/>
+              </w:rPr>
+              <w:fldChar w:fldCharType="end"/>
+            </w:r>
+          </w:hyperlink>
+        </w:p>
+        <w:p>
+          <w:pPr>
+            <w:pStyle w:val="TOC1"/>
+            <w:tabs>
+              <w:tab w:val="right" w:leader="dot" w:pos="9396"/>
+            </w:tabs>
+            <w:rPr>
+              <w:noProof/>
+              <w:lang w:val="en-US"/>
+            </w:rPr>
+          </w:pPr>
+          <w:hyperlink w:anchor="_Toc229680545" w:history="1">
+            <w:r>
+              <w:rPr>
+                <w:rStyle w:val="Hyperlink"/>
+                <w:noProof/>
+              </w:rPr>
+              <w:t>Technische Architektur</w:t>
+            </w:r>
+            <w:r>
+              <w:rPr>
+                <w:noProof/>
+                <w:webHidden/>
+              </w:rPr>
+              <w:tab/>
+            </w:r>
+            <w:r>
+              <w:rPr>
+                <w:noProof/>
+                <w:webHidden/>
+              </w:rPr>
+              <w:fldChar w:fldCharType="begin"/>
+            </w:r>
+            <w:r>
+              <w:rPr>
+                <w:noProof/>
+                <w:webHidden/>
+              </w:rPr>
+              <w:instrText xml:space="preserve"> PAGEREF _Toc229680545 \h </w:instrText>
+            </w:r>
+            <w:r>
+              <w:rPr>
+                <w:noProof/>
+                <w:webHidden/>
+              </w:rPr>
+            </w:r>
+            <w:r>
+              <w:rPr>
+                <w:noProof/>
+                <w:webHidden/>
+              </w:rPr>
+              <w:fldChar w:fldCharType="separate"/>
+            </w:r>
+            <w:r>
+              <w:rPr>
+                <w:noProof/>
+                <w:webHidden/>
+              </w:rPr>
+              <w:t>11</w:t>
+            </w:r>
+            <w:r>
+              <w:rPr>
+                <w:noProof/>
+                <w:webHidden/>
+              </w:rPr>
+              <w:fldChar w:fldCharType="end"/>
+            </w:r>
+          </w:hyperlink>
+        </w:p>
+        <w:p>
+          <w:pPr>
+            <w:pStyle w:val="TOC2"/>
+            <w:tabs>
+              <w:tab w:val="right" w:leader="dot" w:pos="9396"/>
+            </w:tabs>
+            <w:rPr>
+              <w:noProof/>
+              <w:lang w:val="en-US"/>
+            </w:rPr>
+          </w:pPr>
+          <w:hyperlink w:anchor="_Toc229680546" w:history="1">
+            <w:r>
+              <w:rPr>
+                <w:rStyle w:val="Hyperlink"/>
+                <w:noProof/>
+              </w:rPr>
+              <w:t>High-Level Architektur Übersicht</w:t>
+            </w:r>
+            <w:r>
+              <w:rPr>
+                <w:noProof/>
+                <w:webHidden/>
+              </w:rPr>
+              <w:tab/>
+            </w:r>
+            <w:r>
+              <w:rPr>
+                <w:noProof/>
+                <w:webHidden/>
+              </w:rPr>
+              <w:fldChar w:fldCharType="begin"/>
+            </w:r>
+            <w:r>
+              <w:rPr>
+                <w:noProof/>
+                <w:webHidden/>
+              </w:rPr>
+              <w:instrText xml:space="preserve"> PAGEREF _Toc229680546 \h </w:instrText>
+            </w:r>
+            <w:r>
+              <w:rPr>
+                <w:noProof/>
+                <w:webHidden/>
+              </w:rPr>
+            </w:r>
+            <w:r>
+              <w:rPr>
+                <w:noProof/>
+                <w:webHidden/>
+              </w:rPr>
+              <w:fldChar w:fldCharType="separate"/>
+            </w:r>
+            <w:r>
+              <w:rPr>
+                <w:noProof/>
+                <w:webHidden/>
+              </w:rPr>
+              <w:t>11</w:t>
+            </w:r>
+            <w:r>
+              <w:rPr>
+                <w:noProof/>
+                <w:webHidden/>
+              </w:rPr>
+              <w:fldChar w:fldCharType="end"/>
+            </w:r>
+          </w:hyperlink>
+        </w:p>
+        <w:p>
+          <w:pPr>
+            <w:pStyle w:val="TOC2"/>
+            <w:tabs>
+              <w:tab w:val="right" w:leader="dot" w:pos="9396"/>
+            </w:tabs>
+            <w:rPr>
+              <w:noProof/>
+              <w:lang w:val="en-US"/>
+            </w:rPr>
+          </w:pPr>
+          <w:hyperlink w:anchor="_Toc229680547" w:history="1">
+            <w:r>
+              <w:rPr>
+                <w:rStyle w:val="Hyperlink"/>
+                <w:i/>
+                <w:iCs/>
+                <w:noProof/>
+              </w:rPr>
+              <w:t>Beschreibung relevanter Drittsysteme, Tools, etc.</w:t>
+            </w:r>
+            <w:r>
+              <w:rPr>
+                <w:noProof/>
+                <w:webHidden/>
+              </w:rPr>
+              <w:tab/>
+            </w:r>
+            <w:r>
+              <w:rPr>
+                <w:noProof/>
+                <w:webHidden/>
+              </w:rPr>
+              <w:fldChar w:fldCharType="begin"/>
+            </w:r>
+            <w:r>
+              <w:rPr>
+                <w:noProof/>
+                <w:webHidden/>
+              </w:rPr>
+              <w:instrText xml:space="preserve"> PAGEREF _Toc229680547 \h </w:instrText>
+            </w:r>
+            <w:r>
+              <w:rPr>
+                <w:noProof/>
+                <w:webHidden/>
+              </w:rPr>
+            </w:r>
+            <w:r>
+              <w:rPr>
+                <w:noProof/>
+                <w:webHidden/>
+              </w:rPr>
+              <w:fldChar w:fldCharType="separate"/>
+            </w:r>
+            <w:r>
+              <w:rPr>
+                <w:noProof/>
+                <w:webHidden/>
+              </w:rPr>
+              <w:t>12</w:t>
             </w:r>
             <w:r>
               <w:rPr>
@@ -359,15 +1352,13 @@
               <w:lang w:val="en-US"/>
             </w:rPr>
           </w:pPr>
-          <w:hyperlink w:anchor="_Toc229591249" w:history="1">
+          <w:hyperlink w:anchor="_Toc229680548" w:history="1">
             <w:r>
               <w:rPr>
                 <w:rStyle w:val="Hyperlink"/>
-                <w:i/>
-                <w:iCs/>
-                <w:noProof/>
-              </w:rPr>
-              <w:t>Überblick über die Idee der App und ihren Zweck</w:t>
+                <w:noProof/>
+              </w:rPr>
+              <w:t>Frontend</w:t>
             </w:r>
             <w:r>
               <w:rPr>
@@ -388,7 +1379,7 @@
                 <w:noProof/>
                 <w:webHidden/>
               </w:rPr>
-              <w:instrText xml:space="preserve"> PAGEREF _Toc229591249 \h </w:instrText>
+              <w:instrText xml:space="preserve"> PAGEREF _Toc229680548 \h </w:instrText>
             </w:r>
             <w:r>
               <w:rPr>
@@ -408,7 +1399,7 @@
                 <w:noProof/>
                 <w:webHidden/>
               </w:rPr>
-              <w:t>3</w:t>
+              <w:t>12</w:t>
             </w:r>
             <w:r>
               <w:rPr>
@@ -430,15 +1421,13 @@
               <w:lang w:val="en-US"/>
             </w:rPr>
           </w:pPr>
-          <w:hyperlink w:anchor="_Toc229591250" w:history="1">
+          <w:hyperlink w:anchor="_Toc229680549" w:history="1">
             <w:r>
               <w:rPr>
                 <w:rStyle w:val="Hyperlink"/>
-                <w:i/>
-                <w:iCs/>
-                <w:noProof/>
-              </w:rPr>
-              <w:t>Adressierte Benutzergruppen: Persona</w:t>
+                <w:noProof/>
+              </w:rPr>
+              <w:t>Backend &amp; API</w:t>
             </w:r>
             <w:r>
               <w:rPr>
@@ -459,7 +1448,7 @@
                 <w:noProof/>
                 <w:webHidden/>
               </w:rPr>
-              <w:instrText xml:space="preserve"> PAGEREF _Toc229591250 \h </w:instrText>
+              <w:instrText xml:space="preserve"> PAGEREF _Toc229680549 \h </w:instrText>
             </w:r>
             <w:r>
               <w:rPr>
@@ -479,7 +1468,7 @@
                 <w:noProof/>
                 <w:webHidden/>
               </w:rPr>
-              <w:t>3</w:t>
+              <w:t>12</w:t>
             </w:r>
             <w:r>
               <w:rPr>
@@ -501,15 +1490,13 @@
               <w:lang w:val="en-US"/>
             </w:rPr>
           </w:pPr>
-          <w:hyperlink w:anchor="_Toc229591251" w:history="1">
+          <w:hyperlink w:anchor="_Toc229680550" w:history="1">
             <w:r>
               <w:rPr>
                 <w:rStyle w:val="Hyperlink"/>
-                <w:i/>
-                <w:iCs/>
-                <w:noProof/>
-              </w:rPr>
-              <w:t>Problemstellung und Lösungsvorschlag</w:t>
+                <w:noProof/>
+              </w:rPr>
+              <w:t>Datenbank</w:t>
             </w:r>
             <w:r>
               <w:rPr>
@@ -530,7 +1517,7 @@
                 <w:noProof/>
                 <w:webHidden/>
               </w:rPr>
-              <w:instrText xml:space="preserve"> PAGEREF _Toc229591251 \h </w:instrText>
+              <w:instrText xml:space="preserve"> PAGEREF _Toc229680550 \h </w:instrText>
             </w:r>
             <w:r>
               <w:rPr>
@@ -550,7 +1537,7 @@
                 <w:noProof/>
                 <w:webHidden/>
               </w:rPr>
-              <w:t>3</w:t>
+              <w:t>12</w:t>
             </w:r>
             <w:r>
               <w:rPr>
@@ -572,15 +1559,13 @@
               <w:lang w:val="en-US"/>
             </w:rPr>
           </w:pPr>
-          <w:hyperlink w:anchor="_Toc229591252" w:history="1">
+          <w:hyperlink w:anchor="_Toc229680551" w:history="1">
             <w:r>
               <w:rPr>
                 <w:rStyle w:val="Hyperlink"/>
-                <w:i/>
-                <w:iCs/>
-                <w:noProof/>
-              </w:rPr>
-              <w:t>Kernfunktionalitäten</w:t>
+                <w:noProof/>
+              </w:rPr>
+              <w:t>KI-Agenten</w:t>
             </w:r>
             <w:r>
               <w:rPr>
@@ -601,7 +1586,7 @@
                 <w:noProof/>
                 <w:webHidden/>
               </w:rPr>
-              <w:instrText xml:space="preserve"> PAGEREF _Toc229591252 \h </w:instrText>
+              <w:instrText xml:space="preserve"> PAGEREF _Toc229680551 \h </w:instrText>
             </w:r>
             <w:r>
               <w:rPr>
@@ -621,7 +1606,7 @@
                 <w:noProof/>
                 <w:webHidden/>
               </w:rPr>
-              <w:t>4</w:t>
+              <w:t>12</w:t>
             </w:r>
             <w:r>
               <w:rPr>
@@ -643,12 +1628,148 @@
               <w:lang w:val="en-US"/>
             </w:rPr>
           </w:pPr>
-          <w:hyperlink w:anchor="_Toc229591253" w:history="1">
+          <w:hyperlink w:anchor="_Toc229680552" w:history="1">
             <w:r>
               <w:rPr>
                 <w:rStyle w:val="Hyperlink"/>
-                <w:i/>
-                <w:iCs/>
+                <w:noProof/>
+              </w:rPr>
+              <w:t>Sprachausgabe</w:t>
+            </w:r>
+            <w:r>
+              <w:rPr>
+                <w:noProof/>
+                <w:webHidden/>
+              </w:rPr>
+              <w:tab/>
+            </w:r>
+            <w:r>
+              <w:rPr>
+                <w:noProof/>
+                <w:webHidden/>
+              </w:rPr>
+              <w:fldChar w:fldCharType="begin"/>
+            </w:r>
+            <w:r>
+              <w:rPr>
+                <w:noProof/>
+                <w:webHidden/>
+              </w:rPr>
+              <w:instrText xml:space="preserve"> PAGEREF _Toc229680552 \h </w:instrText>
+            </w:r>
+            <w:r>
+              <w:rPr>
+                <w:noProof/>
+                <w:webHidden/>
+              </w:rPr>
+            </w:r>
+            <w:r>
+              <w:rPr>
+                <w:noProof/>
+                <w:webHidden/>
+              </w:rPr>
+              <w:fldChar w:fldCharType="separate"/>
+            </w:r>
+            <w:r>
+              <w:rPr>
+                <w:noProof/>
+                <w:webHidden/>
+              </w:rPr>
+              <w:t>12</w:t>
+            </w:r>
+            <w:r>
+              <w:rPr>
+                <w:noProof/>
+                <w:webHidden/>
+              </w:rPr>
+              <w:fldChar w:fldCharType="end"/>
+            </w:r>
+          </w:hyperlink>
+        </w:p>
+        <w:p>
+          <w:pPr>
+            <w:pStyle w:val="TOC3"/>
+            <w:tabs>
+              <w:tab w:val="right" w:leader="dot" w:pos="9396"/>
+            </w:tabs>
+            <w:rPr>
+              <w:noProof/>
+              <w:lang w:val="en-US"/>
+            </w:rPr>
+          </w:pPr>
+          <w:hyperlink w:anchor="_Toc229680553" w:history="1">
+            <w:r>
+              <w:rPr>
+                <w:rStyle w:val="Hyperlink"/>
+                <w:noProof/>
+              </w:rPr>
+              <w:t>Containerisierung &amp; Deployment</w:t>
+            </w:r>
+            <w:r>
+              <w:rPr>
+                <w:noProof/>
+                <w:webHidden/>
+              </w:rPr>
+              <w:tab/>
+            </w:r>
+            <w:r>
+              <w:rPr>
+                <w:noProof/>
+                <w:webHidden/>
+              </w:rPr>
+              <w:fldChar w:fldCharType="begin"/>
+            </w:r>
+            <w:r>
+              <w:rPr>
+                <w:noProof/>
+                <w:webHidden/>
+              </w:rPr>
+              <w:instrText xml:space="preserve"> PAGEREF _Toc229680553 \h </w:instrText>
+            </w:r>
+            <w:r>
+              <w:rPr>
+                <w:noProof/>
+                <w:webHidden/>
+              </w:rPr>
+            </w:r>
+            <w:r>
+              <w:rPr>
+                <w:noProof/>
+                <w:webHidden/>
+              </w:rPr>
+              <w:fldChar w:fldCharType="separate"/>
+            </w:r>
+            <w:r>
+              <w:rPr>
+                <w:noProof/>
+                <w:webHidden/>
+              </w:rPr>
+              <w:t>12</w:t>
+            </w:r>
+            <w:r>
+              <w:rPr>
+                <w:noProof/>
+                <w:webHidden/>
+              </w:rPr>
+              <w:fldChar w:fldCharType="end"/>
+            </w:r>
+          </w:hyperlink>
+        </w:p>
+        <w:p>
+          <w:pPr>
+            <w:pStyle w:val="TOC3"/>
+            <w:tabs>
+              <w:tab w:val="right" w:leader="dot" w:pos="9396"/>
+            </w:tabs>
+            <w:rPr>
+              <w:noProof/>
+              <w:lang w:val="en-US"/>
+            </w:rPr>
+          </w:pPr>
+          <w:hyperlink w:anchor="_Toc229680554" w:history="1">
+            <w:r>
+              <w:rPr>
+                <w:rStyle w:val="Hyperlink"/>
                 <w:noProof/>
               </w:rPr>
               <w:t>Fazit</w:t>
@@ -672,7 +1793,7 @@
                 <w:noProof/>
                 <w:webHidden/>
               </w:rPr>
-              <w:instrText xml:space="preserve"> PAGEREF _Toc229591253 \h </w:instrText>
+              <w:instrText xml:space="preserve"> PAGEREF _Toc229680554 \h </w:instrText>
             </w:r>
             <w:r>
               <w:rPr>
@@ -692,7 +1813,7 @@
                 <w:noProof/>
                 <w:webHidden/>
               </w:rPr>
-              <w:t>4</w:t>
+              <w:t>12</w:t>
             </w:r>
             <w:r>
               <w:rPr>
@@ -729,7 +1850,7 @@
           <w:u w:val="single"/>
         </w:rPr>
       </w:pPr>
-      <w:bookmarkStart w:id="0" w:name="_Toc229591248"/>
+      <w:bookmarkStart w:id="0" w:name="_Toc229680533"/>
       <w:r>
         <w:rPr>
           <w:u w:val="single"/>
@@ -741,13 +1862,13 @@
     </w:p>
     <w:p>
       <w:pPr>
-        <w:pStyle w:val="Heading3"/>
+        <w:pStyle w:val="Heading2"/>
         <w:rPr>
           <w:i/>
           <w:iCs/>
         </w:rPr>
       </w:pPr>
-      <w:bookmarkStart w:id="1" w:name="_Toc229591249"/>
+      <w:bookmarkStart w:id="1" w:name="_Toc229680534"/>
       <w:r>
         <w:rPr>
           <w:i/>
@@ -762,13 +1883,7 @@
         <w:spacing w:after="0" w:line="240" w:lineRule="auto"/>
       </w:pPr>
       <w:r>
-        <w:t xml:space="preserve">Der "AccessSpeak: Language-Doc-Assistant" ist eine App, die Menschen das Aufnehmen von Informationen aus Texten erleichtern soll. Der Hauptfokus liegt dabei auf Texten, die in schwieriger oder sehr technischer Sprache formuliert sind. Diese Erleichterung wird mit </w:t>
-      </w:r>
-      <w:r>
-        <w:t>KI-Agenten</w:t>
-      </w:r>
-      <w:r>
-        <w:t xml:space="preserve"> umgesetzt, die die jeweiligen Texte oder Dokumente einscannen und übersetzen. Diese Übersetzung kann entweder in eine vereinfachte Sprache geschehen oder in eine Sprache, die Menschen mit anderer Muttersprache besser verstehen können.</w:t>
+        <w:t>Der "AccessSpeak: Language-Doc-Assistant" ist eine App, die Menschen das Aufnehmen von Informationen aus Texten erleichtern soll. Der Hauptfokus liegt dabei auf Texten, die in schwieriger oder sehr technischer Sprache formuliert sind. Diese Erleichterung wird mit KI-Agenten umgesetzt, die die jeweiligen Texte oder Dokumente einscannen und übersetzen. Diese Übersetzung kann entweder in eine vereinfachte Sprache geschehen oder in eine Sprache, die Menschen mit anderer Muttersprache besser verstehen können.</w:t>
       </w:r>
     </w:p>
     <w:p>
@@ -782,13 +1897,13 @@
     </w:p>
     <w:p>
       <w:pPr>
-        <w:pStyle w:val="Heading3"/>
+        <w:pStyle w:val="Heading2"/>
         <w:rPr>
           <w:i/>
           <w:iCs/>
         </w:rPr>
       </w:pPr>
-      <w:bookmarkStart w:id="2" w:name="_Toc229591250"/>
+      <w:bookmarkStart w:id="2" w:name="_Toc229680535"/>
       <w:r>
         <w:rPr>
           <w:i/>
@@ -829,7 +1944,7 @@
         <w:spacing w:after="0" w:line="240" w:lineRule="auto"/>
       </w:pPr>
       <w:r>
-        <w:t>Menschen mit einem niedrigen Sprachniveau profitieren ebenfalls von der App, da ihnen das Lesen von sprachlich sehr anspruchsvollen Texten oder Texten, die im beamten-deutsch verfasst sind, sehr schwer fällt. Die App kann diese Personen dabei unterstützen die Informationen aus Texten besser aufzunehmen und zu verstehen. Hierfür kann die App die Texte oder Dokumente in eine vereinfachte Sprache übersetzen.</w:t>
+        <w:t>Personen, die eine andere Muttersprache sprechen, profitieren genauso von der App, da sie viele Texte wegen einer sprachlichen Barriere nicht verstehen können. Diese Barriere kann mit der App überwunden werden, sodass die Inhalte verständlich werden. Die App ist in der Lage, die Texte in eine Sprache zu übersetzen, die dem Nutzer verständlich ist.</w:t>
       </w:r>
     </w:p>
     <w:p>
@@ -840,34 +1955,280 @@
           <w:numId w:val="3"/>
         </w:numPr>
         <w:spacing w:after="0" w:line="240" w:lineRule="auto"/>
-      </w:pPr>
-      <w:r>
-        <w:t>Personen, die eine andere Muttersprache sprechen, profitieren genauso von der App, da sie viele Texte wegen einer sprachlichen Barriere nicht verstehen können. Diese Barriere kann mit der App überwunden werden, sodass die Inhalte verständlich werden. Die App ist in der Lage, die Texte in eine Sprache zu übersetzen, die dem Nutzer verständlich ist.</w:t>
-      </w:r>
-    </w:p>
-    <w:p>
-      <w:pPr>
-        <w:spacing w:after="0" w:line="240" w:lineRule="auto"/>
         <w:rPr>
           <w:sz w:val="21"/>
           <w:szCs w:val="21"/>
         </w:rPr>
       </w:pPr>
-    </w:p>
-    <w:p>
-      <w:pPr>
-        <w:pStyle w:val="Heading3"/>
+      <w:r>
+        <w:t>Menschen mit einem niedrigen Sprachniveau profitieren ebenfalls von der App, da ihnen das Lesen von sprachlich sehr anspruchsvollen Texten oder Texten, die im beamten-deutsch verfasst sind, sehr schwer fällt. Die App kann diese Personen dabei unterstützen die Informationen aus Texten besser aufzunehmen und zu verstehen. Hierfür kann die App die Texte oder Dokumente in eine vereinfachte Sprache übersetzen.</w:t>
+      </w:r>
+    </w:p>
+    <w:p>
+      <w:pPr>
+        <w:rPr>
+          <w:sz w:val="21"/>
+          <w:szCs w:val="21"/>
+        </w:rPr>
+      </w:pPr>
+      <w:r>
+        <w:rPr>
+          <w:sz w:val="21"/>
+          <w:szCs w:val="21"/>
+        </w:rPr>
+        <w:br w:type="page"/>
+      </w:r>
+    </w:p>
+    <w:p>
+      <w:pPr>
+        <w:rPr>
+          <w:sz w:val="21"/>
+          <w:szCs w:val="21"/>
+        </w:rPr>
+      </w:pPr>
+      <w:r>
+        <w:rPr>
+          <w:noProof/>
+          <w:sz w:val="21"/>
+          <w:szCs w:val="21"/>
+        </w:rPr>
+        <w:lastRenderedPageBreak/>
+        <w:drawing>
+          <wp:anchor distT="0" distB="0" distL="114300" distR="114300" simplePos="0" relativeHeight="251664384" behindDoc="1" locked="0" layoutInCell="1" allowOverlap="1" wp14:anchorId="11EB95A5" wp14:editId="5F858E69">
+            <wp:simplePos x="0" y="0"/>
+            <wp:positionH relativeFrom="margin">
+              <wp:align>center</wp:align>
+            </wp:positionH>
+            <wp:positionV relativeFrom="paragraph">
+              <wp:posOffset>2846705</wp:posOffset>
+            </wp:positionV>
+            <wp:extent cx="4863465" cy="2735580"/>
+            <wp:effectExtent l="0" t="0" r="0" b="7620"/>
+            <wp:wrapTight wrapText="bothSides">
+              <wp:wrapPolygon edited="0">
+                <wp:start x="0" y="0"/>
+                <wp:lineTo x="0" y="21510"/>
+                <wp:lineTo x="21490" y="21510"/>
+                <wp:lineTo x="21490" y="0"/>
+                <wp:lineTo x="0" y="0"/>
+              </wp:wrapPolygon>
+            </wp:wrapTight>
+            <wp:docPr id="892817028" name="Picture 2"/>
+            <wp:cNvGraphicFramePr>
+              <a:graphicFrameLocks xmlns:a="http://schemas.openxmlformats.org/drawingml/2006/main" noChangeAspect="1"/>
+            </wp:cNvGraphicFramePr>
+            <a:graphic xmlns:a="http://schemas.openxmlformats.org/drawingml/2006/main">
+              <a:graphicData uri="http://schemas.openxmlformats.org/drawingml/2006/picture">
+                <pic:pic xmlns:pic="http://schemas.openxmlformats.org/drawingml/2006/picture">
+                  <pic:nvPicPr>
+                    <pic:cNvPr id="0" name="Picture 2"/>
+                    <pic:cNvPicPr>
+                      <a:picLocks noChangeAspect="1" noChangeArrowheads="1"/>
+                    </pic:cNvPicPr>
+                  </pic:nvPicPr>
+                  <pic:blipFill>
+                    <a:blip r:embed="rId6">
+                      <a:extLst>
+                        <a:ext uri="{28A0092B-C50C-407E-A947-70E740481C1C}">
+                          <a14:useLocalDpi xmlns:a14="http://schemas.microsoft.com/office/drawing/2010/main" val="0"/>
+                        </a:ext>
+                      </a:extLst>
+                    </a:blip>
+                    <a:srcRect/>
+                    <a:stretch>
+                      <a:fillRect/>
+                    </a:stretch>
+                  </pic:blipFill>
+                  <pic:spPr bwMode="auto">
+                    <a:xfrm>
+                      <a:off x="0" y="0"/>
+                      <a:ext cx="4863465" cy="2735580"/>
+                    </a:xfrm>
+                    <a:prstGeom prst="rect">
+                      <a:avLst/>
+                    </a:prstGeom>
+                    <a:noFill/>
+                    <a:ln>
+                      <a:noFill/>
+                    </a:ln>
+                  </pic:spPr>
+                </pic:pic>
+              </a:graphicData>
+            </a:graphic>
+          </wp:anchor>
+        </w:drawing>
+      </w:r>
+      <w:r>
+        <w:rPr>
+          <w:noProof/>
+          <w:sz w:val="21"/>
+          <w:szCs w:val="21"/>
+        </w:rPr>
+        <w:drawing>
+          <wp:anchor distT="0" distB="0" distL="114300" distR="114300" simplePos="0" relativeHeight="251663360" behindDoc="1" locked="0" layoutInCell="1" allowOverlap="1" wp14:anchorId="4F8CCA42" wp14:editId="16C0FEE2">
+            <wp:simplePos x="0" y="0"/>
+            <wp:positionH relativeFrom="margin">
+              <wp:align>center</wp:align>
+            </wp:positionH>
+            <wp:positionV relativeFrom="paragraph">
+              <wp:posOffset>10795</wp:posOffset>
+            </wp:positionV>
+            <wp:extent cx="4863465" cy="2734310"/>
+            <wp:effectExtent l="0" t="0" r="0" b="8890"/>
+            <wp:wrapTight wrapText="bothSides">
+              <wp:wrapPolygon edited="0">
+                <wp:start x="0" y="0"/>
+                <wp:lineTo x="0" y="21520"/>
+                <wp:lineTo x="21490" y="21520"/>
+                <wp:lineTo x="21490" y="0"/>
+                <wp:lineTo x="0" y="0"/>
+              </wp:wrapPolygon>
+            </wp:wrapTight>
+            <wp:docPr id="127395419" name="Picture 1"/>
+            <wp:cNvGraphicFramePr>
+              <a:graphicFrameLocks xmlns:a="http://schemas.openxmlformats.org/drawingml/2006/main" noChangeAspect="1"/>
+            </wp:cNvGraphicFramePr>
+            <a:graphic xmlns:a="http://schemas.openxmlformats.org/drawingml/2006/main">
+              <a:graphicData uri="http://schemas.openxmlformats.org/drawingml/2006/picture">
+                <pic:pic xmlns:pic="http://schemas.openxmlformats.org/drawingml/2006/picture">
+                  <pic:nvPicPr>
+                    <pic:cNvPr id="0" name="Picture 1"/>
+                    <pic:cNvPicPr>
+                      <a:picLocks noChangeAspect="1" noChangeArrowheads="1"/>
+                    </pic:cNvPicPr>
+                  </pic:nvPicPr>
+                  <pic:blipFill>
+                    <a:blip r:embed="rId7">
+                      <a:extLst>
+                        <a:ext uri="{28A0092B-C50C-407E-A947-70E740481C1C}">
+                          <a14:useLocalDpi xmlns:a14="http://schemas.microsoft.com/office/drawing/2010/main" val="0"/>
+                        </a:ext>
+                      </a:extLst>
+                    </a:blip>
+                    <a:srcRect/>
+                    <a:stretch>
+                      <a:fillRect/>
+                    </a:stretch>
+                  </pic:blipFill>
+                  <pic:spPr bwMode="auto">
+                    <a:xfrm>
+                      <a:off x="0" y="0"/>
+                      <a:ext cx="4863465" cy="2734310"/>
+                    </a:xfrm>
+                    <a:prstGeom prst="rect">
+                      <a:avLst/>
+                    </a:prstGeom>
+                    <a:noFill/>
+                    <a:ln>
+                      <a:noFill/>
+                    </a:ln>
+                  </pic:spPr>
+                </pic:pic>
+              </a:graphicData>
+            </a:graphic>
+          </wp:anchor>
+        </w:drawing>
+      </w:r>
+      <w:r>
+        <w:rPr>
+          <w:noProof/>
+          <w:sz w:val="21"/>
+          <w:szCs w:val="21"/>
+        </w:rPr>
+        <w:drawing>
+          <wp:anchor distT="0" distB="0" distL="114300" distR="114300" simplePos="0" relativeHeight="251660288" behindDoc="1" locked="0" layoutInCell="1" allowOverlap="1" wp14:anchorId="716A6A3B" wp14:editId="16A4695A">
+            <wp:simplePos x="0" y="0"/>
+            <wp:positionH relativeFrom="margin">
+              <wp:align>center</wp:align>
+            </wp:positionH>
+            <wp:positionV relativeFrom="paragraph">
+              <wp:posOffset>5687695</wp:posOffset>
+            </wp:positionV>
+            <wp:extent cx="4863600" cy="2733641"/>
+            <wp:effectExtent l="0" t="0" r="0" b="0"/>
+            <wp:wrapTight wrapText="bothSides">
+              <wp:wrapPolygon edited="0">
+                <wp:start x="0" y="0"/>
+                <wp:lineTo x="0" y="21379"/>
+                <wp:lineTo x="21490" y="21379"/>
+                <wp:lineTo x="21490" y="0"/>
+                <wp:lineTo x="0" y="0"/>
+              </wp:wrapPolygon>
+            </wp:wrapTight>
+            <wp:docPr id="1341975897" name="Picture 3"/>
+            <wp:cNvGraphicFramePr>
+              <a:graphicFrameLocks xmlns:a="http://schemas.openxmlformats.org/drawingml/2006/main" noChangeAspect="1"/>
+            </wp:cNvGraphicFramePr>
+            <a:graphic xmlns:a="http://schemas.openxmlformats.org/drawingml/2006/main">
+              <a:graphicData uri="http://schemas.openxmlformats.org/drawingml/2006/picture">
+                <pic:pic xmlns:pic="http://schemas.openxmlformats.org/drawingml/2006/picture">
+                  <pic:nvPicPr>
+                    <pic:cNvPr id="0" name="Picture 3"/>
+                    <pic:cNvPicPr>
+                      <a:picLocks noChangeAspect="1" noChangeArrowheads="1"/>
+                    </pic:cNvPicPr>
+                  </pic:nvPicPr>
+                  <pic:blipFill>
+                    <a:blip r:embed="rId8">
+                      <a:extLst>
+                        <a:ext uri="{28A0092B-C50C-407E-A947-70E740481C1C}">
+                          <a14:useLocalDpi xmlns:a14="http://schemas.microsoft.com/office/drawing/2010/main" val="0"/>
+                        </a:ext>
+                      </a:extLst>
+                    </a:blip>
+                    <a:srcRect/>
+                    <a:stretch>
+                      <a:fillRect/>
+                    </a:stretch>
+                  </pic:blipFill>
+                  <pic:spPr bwMode="auto">
+                    <a:xfrm>
+                      <a:off x="0" y="0"/>
+                      <a:ext cx="4863600" cy="2733641"/>
+                    </a:xfrm>
+                    <a:prstGeom prst="rect">
+                      <a:avLst/>
+                    </a:prstGeom>
+                    <a:noFill/>
+                    <a:ln>
+                      <a:noFill/>
+                    </a:ln>
+                  </pic:spPr>
+                </pic:pic>
+              </a:graphicData>
+            </a:graphic>
+            <wp14:sizeRelH relativeFrom="margin">
+              <wp14:pctWidth>0</wp14:pctWidth>
+            </wp14:sizeRelH>
+            <wp14:sizeRelV relativeFrom="margin">
+              <wp14:pctHeight>0</wp14:pctHeight>
+            </wp14:sizeRelV>
+          </wp:anchor>
+        </w:drawing>
+      </w:r>
+      <w:r>
+        <w:rPr>
+          <w:sz w:val="21"/>
+          <w:szCs w:val="21"/>
+        </w:rPr>
+        <w:br w:type="page"/>
+      </w:r>
+    </w:p>
+    <w:p>
+      <w:pPr>
+        <w:pStyle w:val="Heading2"/>
         <w:rPr>
           <w:i/>
           <w:iCs/>
         </w:rPr>
       </w:pPr>
-      <w:bookmarkStart w:id="3" w:name="_Toc229591251"/>
+      <w:bookmarkStart w:id="3" w:name="_Toc229680536"/>
       <w:r>
         <w:rPr>
           <w:i/>
           <w:iCs/>
         </w:rPr>
+        <w:lastRenderedPageBreak/>
         <w:t>Problemstellung und Lösungsvorschlag</w:t>
       </w:r>
       <w:bookmarkEnd w:id="3"/>
@@ -895,19 +2256,18 @@
     </w:p>
     <w:p>
       <w:pPr>
-        <w:pStyle w:val="Heading3"/>
+        <w:pStyle w:val="Heading2"/>
         <w:rPr>
           <w:i/>
           <w:iCs/>
         </w:rPr>
       </w:pPr>
-      <w:bookmarkStart w:id="4" w:name="_Toc229591252"/>
+      <w:bookmarkStart w:id="4" w:name="_Toc229680537"/>
       <w:r>
         <w:rPr>
           <w:i/>
           <w:iCs/>
         </w:rPr>
-        <w:lastRenderedPageBreak/>
         <w:t>Kernfunktionalitäten</w:t>
       </w:r>
       <w:bookmarkEnd w:id="4"/>
@@ -956,13 +2316,13 @@
     </w:p>
     <w:p>
       <w:pPr>
-        <w:pStyle w:val="Heading3"/>
+        <w:pStyle w:val="Heading2"/>
         <w:rPr>
           <w:i/>
           <w:iCs/>
         </w:rPr>
       </w:pPr>
-      <w:bookmarkStart w:id="5" w:name="_Toc229591253"/>
+      <w:bookmarkStart w:id="5" w:name="_Toc229680538"/>
       <w:r>
         <w:rPr>
           <w:i/>
@@ -978,6 +2338,1282 @@
       </w:pPr>
       <w:r>
         <w:t>Insgesamt zielt die App darauf ab, einen positiven Beitrag in der Gesellschaft zu leisten, indem sie Menschen dabei unterstützt, Texte inhaltlich zugänglich zu machen. Die App hat zudem ein großes Zukunftspotenzial, da sich KI sehr schnell weiterentwickelt und dadurch auch die App stetig verbessert werden kann, insbesondere im Bezug auf das Interpretieren und Übersetzen von Texten.</w:t>
+      </w:r>
+    </w:p>
+    <w:p>
+      <w:r>
+        <w:br w:type="page"/>
+      </w:r>
+    </w:p>
+    <w:p>
+      <w:pPr>
+        <w:pStyle w:val="Heading1"/>
+        <w:rPr>
+          <w:u w:val="single"/>
+        </w:rPr>
+      </w:pPr>
+      <w:bookmarkStart w:id="6" w:name="_Toc229680539"/>
+      <w:r>
+        <w:rPr>
+          <w:noProof/>
+          <w:u w:val="single"/>
+        </w:rPr>
+        <w:lastRenderedPageBreak/>
+        <w:drawing>
+          <wp:anchor distT="0" distB="0" distL="114300" distR="114300" simplePos="0" relativeHeight="251665408" behindDoc="0" locked="0" layoutInCell="1" allowOverlap="1" wp14:anchorId="4D0379C5" wp14:editId="02CE9825">
+            <wp:simplePos x="0" y="0"/>
+            <wp:positionH relativeFrom="margin">
+              <wp:align>right</wp:align>
+            </wp:positionH>
+            <wp:positionV relativeFrom="paragraph">
+              <wp:posOffset>490220</wp:posOffset>
+            </wp:positionV>
+            <wp:extent cx="5958840" cy="5882640"/>
+            <wp:effectExtent l="0" t="0" r="3810" b="3810"/>
+            <wp:wrapNone/>
+            <wp:docPr id="178267989" name="Picture 4"/>
+            <wp:cNvGraphicFramePr>
+              <a:graphicFrameLocks xmlns:a="http://schemas.openxmlformats.org/drawingml/2006/main" noChangeAspect="1"/>
+            </wp:cNvGraphicFramePr>
+            <a:graphic xmlns:a="http://schemas.openxmlformats.org/drawingml/2006/main">
+              <a:graphicData uri="http://schemas.openxmlformats.org/drawingml/2006/picture">
+                <pic:pic xmlns:pic="http://schemas.openxmlformats.org/drawingml/2006/picture">
+                  <pic:nvPicPr>
+                    <pic:cNvPr id="0" name="Picture 4"/>
+                    <pic:cNvPicPr>
+                      <a:picLocks noChangeAspect="1" noChangeArrowheads="1"/>
+                    </pic:cNvPicPr>
+                  </pic:nvPicPr>
+                  <pic:blipFill>
+                    <a:blip r:embed="rId9" cstate="print">
+                      <a:extLst>
+                        <a:ext uri="{28A0092B-C50C-407E-A947-70E740481C1C}">
+                          <a14:useLocalDpi xmlns:a14="http://schemas.microsoft.com/office/drawing/2010/main" val="0"/>
+                        </a:ext>
+                      </a:extLst>
+                    </a:blip>
+                    <a:srcRect/>
+                    <a:stretch>
+                      <a:fillRect/>
+                    </a:stretch>
+                  </pic:blipFill>
+                  <pic:spPr bwMode="auto">
+                    <a:xfrm>
+                      <a:off x="0" y="0"/>
+                      <a:ext cx="5958840" cy="5882640"/>
+                    </a:xfrm>
+                    <a:prstGeom prst="rect">
+                      <a:avLst/>
+                    </a:prstGeom>
+                    <a:noFill/>
+                    <a:ln>
+                      <a:noFill/>
+                    </a:ln>
+                  </pic:spPr>
+                </pic:pic>
+              </a:graphicData>
+            </a:graphic>
+          </wp:anchor>
+        </w:drawing>
+      </w:r>
+      <w:r>
+        <w:rPr>
+          <w:u w:val="single"/>
+        </w:rPr>
+        <w:t>Use Scenario / Storyboard</w:t>
+      </w:r>
+      <w:r>
+        <w:rPr>
+          <w:noProof/>
+          <w:u w:val="single"/>
+        </w:rPr>
+        <mc:AlternateContent>
+          <mc:Choice Requires="wps">
+            <w:drawing>
+              <wp:anchor distT="45720" distB="45720" distL="114300" distR="114300" simplePos="0" relativeHeight="251662336" behindDoc="0" locked="0" layoutInCell="1" allowOverlap="1" wp14:anchorId="3A7D2CB9" wp14:editId="19327343">
+                <wp:simplePos x="0" y="0"/>
+                <wp:positionH relativeFrom="margin">
+                  <wp:posOffset>-48895</wp:posOffset>
+                </wp:positionH>
+                <wp:positionV relativeFrom="paragraph">
+                  <wp:posOffset>5970270</wp:posOffset>
+                </wp:positionV>
+                <wp:extent cx="6134100" cy="1404620"/>
+                <wp:effectExtent l="0" t="0" r="0" b="1905"/>
+                <wp:wrapNone/>
+                <wp:docPr id="217" name="Text Box 2"/>
+                <wp:cNvGraphicFramePr>
+                  <a:graphicFrameLocks xmlns:a="http://schemas.openxmlformats.org/drawingml/2006/main"/>
+                </wp:cNvGraphicFramePr>
+                <a:graphic xmlns:a="http://schemas.openxmlformats.org/drawingml/2006/main">
+                  <a:graphicData uri="http://schemas.microsoft.com/office/word/2010/wordprocessingShape">
+                    <wps:wsp>
+                      <wps:cNvSpPr txBox="1">
+                        <a:spLocks noChangeArrowheads="1"/>
+                      </wps:cNvSpPr>
+                      <wps:spPr bwMode="auto">
+                        <a:xfrm>
+                          <a:off x="0" y="0"/>
+                          <a:ext cx="6134100" cy="1404620"/>
+                        </a:xfrm>
+                        <a:prstGeom prst="rect">
+                          <a:avLst/>
+                        </a:prstGeom>
+                        <a:solidFill>
+                          <a:srgbClr val="FFFFFF"/>
+                        </a:solidFill>
+                        <a:ln w="9525">
+                          <a:noFill/>
+                          <a:miter lim="800000"/>
+                          <a:headEnd/>
+                          <a:tailEnd/>
+                        </a:ln>
+                      </wps:spPr>
+                      <wps:txbx>
+                        <w:txbxContent>
+                          <w:p>
+                            <w:pPr>
+                              <w:rPr>
+                                <w:lang w:val="en-US"/>
+                              </w:rPr>
+                            </w:pPr>
+                          </w:p>
+                        </w:txbxContent>
+                      </wps:txbx>
+                      <wps:bodyPr rot="0" vert="horz" wrap="square" lIns="91440" tIns="45720" rIns="91440" bIns="45720" anchor="t" anchorCtr="0">
+                        <a:spAutoFit/>
+                      </wps:bodyPr>
+                    </wps:wsp>
+                  </a:graphicData>
+                </a:graphic>
+                <wp14:sizeRelH relativeFrom="margin">
+                  <wp14:pctWidth>0</wp14:pctWidth>
+                </wp14:sizeRelH>
+                <wp14:sizeRelV relativeFrom="margin">
+                  <wp14:pctHeight>20000</wp14:pctHeight>
+                </wp14:sizeRelV>
+              </wp:anchor>
+            </w:drawing>
+          </mc:Choice>
+          <mc:Fallback>
+            <w:pict>
+              <v:shapetype w14:anchorId="3A7D2CB9" id="_x0000_t202" coordsize="21600,21600" o:spt="202" path="m,l,21600r21600,l21600,xe">
+                <v:stroke joinstyle="miter"/>
+                <v:path gradientshapeok="t" o:connecttype="rect"/>
+              </v:shapetype>
+              <v:shape id="Text Box 2" o:spid="_x0000_s1026" type="#_x0000_t202" style="position:absolute;margin-left:-3.85pt;margin-top:470.1pt;width:483pt;height:110.6pt;z-index:251662336;visibility:visible;mso-wrap-style:square;mso-width-percent:0;mso-height-percent:200;mso-wrap-distance-left:9pt;mso-wrap-distance-top:3.6pt;mso-wrap-distance-right:9pt;mso-wrap-distance-bottom:3.6pt;mso-position-horizontal:absolute;mso-position-horizontal-relative:margin;mso-position-vertical:absolute;mso-position-vertical-relative:text;mso-width-percent:0;mso-height-percent:200;mso-width-relative:margin;mso-height-relative:margin;v-text-anchor:top" o:gfxdata="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" stroked="f">
+                <v:textbox style="mso-fit-shape-to-text:t">
+                  <w:txbxContent>
+                    <w:p>
+                      <w:pPr>
+                        <w:rPr>
+                          <w:lang w:val="en-US"/>
+                        </w:rPr>
+                      </w:pPr>
+                    </w:p>
+                  </w:txbxContent>
+                </v:textbox>
+                <w10:wrap anchorx="margin"/>
+              </v:shape>
+            </w:pict>
+          </mc:Fallback>
+        </mc:AlternateContent>
+      </w:r>
+      <w:bookmarkEnd w:id="6"/>
+      <w:r>
+        <w:rPr>
+          <w:u w:val="single"/>
+        </w:rPr>
+        <w:br w:type="page"/>
+      </w:r>
+    </w:p>
+    <w:p>
+      <w:pPr>
+        <w:rPr>
+          <w:u w:val="single"/>
+        </w:rPr>
+      </w:pPr>
+    </w:p>
+    <w:p>
+      <w:pPr>
+        <w:pStyle w:val="Heading1"/>
+        <w:rPr>
+          <w:u w:val="single"/>
+        </w:rPr>
+      </w:pPr>
+      <w:bookmarkStart w:id="7" w:name="_Toc229680540"/>
+      <w:proofErr w:type="spellStart"/>
+      <w:r>
+        <w:rPr>
+          <w:u w:val="single"/>
+        </w:rPr>
+        <w:t>Prototyping</w:t>
+      </w:r>
+      <w:bookmarkEnd w:id="7"/>
+      <w:proofErr w:type="spellEnd"/>
+    </w:p>
+    <w:p>
+      <w:pPr>
+        <w:pStyle w:val="Heading2"/>
+        <w:rPr>
+          <w:i/>
+          <w:iCs/>
+        </w:rPr>
+      </w:pPr>
+      <w:bookmarkStart w:id="8" w:name="_Toc229680541"/>
+      <w:proofErr w:type="spellStart"/>
+      <w:r>
+        <w:rPr>
+          <w:i/>
+          <w:iCs/>
+        </w:rPr>
+        <w:t>Userflows</w:t>
+      </w:r>
+      <w:bookmarkEnd w:id="8"/>
+      <w:proofErr w:type="spellEnd"/>
+    </w:p>
+    <w:p>
+      <w:r>
+        <w:rPr>
+          <w:noProof/>
+        </w:rPr>
+        <w:drawing>
+          <wp:anchor distT="0" distB="0" distL="114300" distR="114300" simplePos="0" relativeHeight="251666432" behindDoc="1" locked="0" layoutInCell="1" allowOverlap="1" wp14:anchorId="5E5C511D" wp14:editId="4E0FF83B">
+            <wp:simplePos x="0" y="0"/>
+            <wp:positionH relativeFrom="margin">
+              <wp:posOffset>441325</wp:posOffset>
+            </wp:positionH>
+            <wp:positionV relativeFrom="paragraph">
+              <wp:posOffset>13970</wp:posOffset>
+            </wp:positionV>
+            <wp:extent cx="5090160" cy="3898900"/>
+            <wp:effectExtent l="0" t="0" r="0" b="6350"/>
+            <wp:wrapTight wrapText="bothSides">
+              <wp:wrapPolygon edited="0">
+                <wp:start x="1051" y="0"/>
+                <wp:lineTo x="0" y="633"/>
+                <wp:lineTo x="0" y="3166"/>
+                <wp:lineTo x="1293" y="3377"/>
+                <wp:lineTo x="0" y="4960"/>
+                <wp:lineTo x="0" y="7704"/>
+                <wp:lineTo x="1698" y="8443"/>
+                <wp:lineTo x="0" y="9076"/>
+                <wp:lineTo x="0" y="11926"/>
+                <wp:lineTo x="404" y="13509"/>
+                <wp:lineTo x="0" y="15197"/>
+                <wp:lineTo x="0" y="16147"/>
+                <wp:lineTo x="7195" y="16886"/>
+                <wp:lineTo x="7195" y="18786"/>
+                <wp:lineTo x="12045" y="20263"/>
+                <wp:lineTo x="12611" y="20263"/>
+                <wp:lineTo x="12611" y="20791"/>
+                <wp:lineTo x="12934" y="21530"/>
+                <wp:lineTo x="13177" y="21530"/>
+                <wp:lineTo x="15683" y="21530"/>
+                <wp:lineTo x="15763" y="21530"/>
+                <wp:lineTo x="15925" y="20263"/>
+                <wp:lineTo x="21503" y="19841"/>
+                <wp:lineTo x="21503" y="17308"/>
+                <wp:lineTo x="21260" y="16569"/>
+                <wp:lineTo x="19482" y="16147"/>
+                <wp:lineTo x="14066" y="15197"/>
+                <wp:lineTo x="14147" y="13509"/>
+                <wp:lineTo x="14955" y="11820"/>
+                <wp:lineTo x="15036" y="10132"/>
+                <wp:lineTo x="16572" y="10132"/>
+                <wp:lineTo x="17057" y="9709"/>
+                <wp:lineTo x="16814" y="7493"/>
+                <wp:lineTo x="16410" y="6754"/>
+                <wp:lineTo x="12207" y="4960"/>
+                <wp:lineTo x="2506" y="3377"/>
+                <wp:lineTo x="3314" y="3377"/>
+                <wp:lineTo x="10751" y="1900"/>
+                <wp:lineTo x="15925" y="1689"/>
+                <wp:lineTo x="15763" y="739"/>
+                <wp:lineTo x="2829" y="0"/>
+                <wp:lineTo x="1051" y="0"/>
+              </wp:wrapPolygon>
+            </wp:wrapTight>
+            <wp:docPr id="1112241374" name="Picture 5"/>
+            <wp:cNvGraphicFramePr>
+              <a:graphicFrameLocks xmlns:a="http://schemas.openxmlformats.org/drawingml/2006/main" noChangeAspect="1"/>
+            </wp:cNvGraphicFramePr>
+            <a:graphic xmlns:a="http://schemas.openxmlformats.org/drawingml/2006/main">
+              <a:graphicData uri="http://schemas.openxmlformats.org/drawingml/2006/picture">
+                <pic:pic xmlns:pic="http://schemas.openxmlformats.org/drawingml/2006/picture">
+                  <pic:nvPicPr>
+                    <pic:cNvPr id="0" name="Picture 5"/>
+                    <pic:cNvPicPr>
+                      <a:picLocks noChangeAspect="1" noChangeArrowheads="1"/>
+                    </pic:cNvPicPr>
+                  </pic:nvPicPr>
+                  <pic:blipFill>
+                    <a:blip r:embed="rId10">
+                      <a:extLst>
+                        <a:ext uri="{28A0092B-C50C-407E-A947-70E740481C1C}">
+                          <a14:useLocalDpi xmlns:a14="http://schemas.microsoft.com/office/drawing/2010/main" val="0"/>
+                        </a:ext>
+                      </a:extLst>
+                    </a:blip>
+                    <a:srcRect/>
+                    <a:stretch>
+                      <a:fillRect/>
+                    </a:stretch>
+                  </pic:blipFill>
+                  <pic:spPr bwMode="auto">
+                    <a:xfrm>
+                      <a:off x="0" y="0"/>
+                      <a:ext cx="5090160" cy="3898900"/>
+                    </a:xfrm>
+                    <a:prstGeom prst="rect">
+                      <a:avLst/>
+                    </a:prstGeom>
+                    <a:noFill/>
+                    <a:ln>
+                      <a:noFill/>
+                    </a:ln>
+                  </pic:spPr>
+                </pic:pic>
+              </a:graphicData>
+            </a:graphic>
+          </wp:anchor>
+        </w:drawing>
+      </w:r>
+    </w:p>
+    <w:p/>
+    <w:p/>
+    <w:p/>
+    <w:p/>
+    <w:p/>
+    <w:p/>
+    <w:p/>
+    <w:p/>
+    <w:p/>
+    <w:p/>
+    <w:p/>
+    <w:p/>
+    <w:p>
+      <w:r>
+        <w:rPr>
+          <w:noProof/>
+        </w:rPr>
+        <w:drawing>
+          <wp:anchor distT="0" distB="0" distL="114300" distR="114300" simplePos="0" relativeHeight="251667456" behindDoc="1" locked="0" layoutInCell="1" allowOverlap="1" wp14:anchorId="7E972E3E" wp14:editId="5E6D8929">
+            <wp:simplePos x="0" y="0"/>
+            <wp:positionH relativeFrom="margin">
+              <wp:align>right</wp:align>
+            </wp:positionH>
+            <wp:positionV relativeFrom="paragraph">
+              <wp:posOffset>6985</wp:posOffset>
+            </wp:positionV>
+            <wp:extent cx="5969000" cy="2794000"/>
+            <wp:effectExtent l="0" t="0" r="0" b="6350"/>
+            <wp:wrapTight wrapText="bothSides">
+              <wp:wrapPolygon edited="0">
+                <wp:start x="896" y="0"/>
+                <wp:lineTo x="0" y="884"/>
+                <wp:lineTo x="0" y="3829"/>
+                <wp:lineTo x="896" y="4713"/>
+                <wp:lineTo x="0" y="7069"/>
+                <wp:lineTo x="0" y="10898"/>
+                <wp:lineTo x="6273" y="11782"/>
+                <wp:lineTo x="345" y="12076"/>
+                <wp:lineTo x="69" y="12224"/>
+                <wp:lineTo x="69" y="19145"/>
+                <wp:lineTo x="7652" y="21502"/>
+                <wp:lineTo x="12753" y="21502"/>
+                <wp:lineTo x="12753" y="18851"/>
+                <wp:lineTo x="14270" y="18851"/>
+                <wp:lineTo x="17027" y="17378"/>
+                <wp:lineTo x="16958" y="14138"/>
+                <wp:lineTo x="18199" y="14138"/>
+                <wp:lineTo x="21439" y="12371"/>
+                <wp:lineTo x="21508" y="11340"/>
+                <wp:lineTo x="21508" y="8100"/>
+                <wp:lineTo x="19716" y="7805"/>
+                <wp:lineTo x="8341" y="7069"/>
+                <wp:lineTo x="2413" y="4713"/>
+                <wp:lineTo x="7169" y="4713"/>
+                <wp:lineTo x="13994" y="3387"/>
+                <wp:lineTo x="14063" y="1915"/>
+                <wp:lineTo x="12409" y="1473"/>
+                <wp:lineTo x="2413" y="0"/>
+                <wp:lineTo x="896" y="0"/>
+              </wp:wrapPolygon>
+            </wp:wrapTight>
+            <wp:docPr id="536512853" name="Picture 6"/>
+            <wp:cNvGraphicFramePr>
+              <a:graphicFrameLocks xmlns:a="http://schemas.openxmlformats.org/drawingml/2006/main" noChangeAspect="1"/>
+            </wp:cNvGraphicFramePr>
+            <a:graphic xmlns:a="http://schemas.openxmlformats.org/drawingml/2006/main">
+              <a:graphicData uri="http://schemas.openxmlformats.org/drawingml/2006/picture">
+                <pic:pic xmlns:pic="http://schemas.openxmlformats.org/drawingml/2006/picture">
+                  <pic:nvPicPr>
+                    <pic:cNvPr id="0" name="Picture 6"/>
+                    <pic:cNvPicPr>
+                      <a:picLocks noChangeAspect="1" noChangeArrowheads="1"/>
+                    </pic:cNvPicPr>
+                  </pic:nvPicPr>
+                  <pic:blipFill>
+                    <a:blip r:embed="rId11">
+                      <a:extLst>
+                        <a:ext uri="{28A0092B-C50C-407E-A947-70E740481C1C}">
+                          <a14:useLocalDpi xmlns:a14="http://schemas.microsoft.com/office/drawing/2010/main" val="0"/>
+                        </a:ext>
+                      </a:extLst>
+                    </a:blip>
+                    <a:srcRect/>
+                    <a:stretch>
+                      <a:fillRect/>
+                    </a:stretch>
+                  </pic:blipFill>
+                  <pic:spPr bwMode="auto">
+                    <a:xfrm>
+                      <a:off x="0" y="0"/>
+                      <a:ext cx="5969000" cy="2794000"/>
+                    </a:xfrm>
+                    <a:prstGeom prst="rect">
+                      <a:avLst/>
+                    </a:prstGeom>
+                    <a:noFill/>
+                    <a:ln>
+                      <a:noFill/>
+                    </a:ln>
+                  </pic:spPr>
+                </pic:pic>
+              </a:graphicData>
+            </a:graphic>
+          </wp:anchor>
+        </w:drawing>
+      </w:r>
+    </w:p>
+    <w:p/>
+    <w:p/>
+    <w:p/>
+    <w:p/>
+    <w:p/>
+    <w:p/>
+    <w:p>
+      <w:r>
+        <w:rPr>
+          <w:noProof/>
+        </w:rPr>
+        <w:lastRenderedPageBreak/>
+        <w:drawing>
+          <wp:anchor distT="0" distB="0" distL="114300" distR="114300" simplePos="0" relativeHeight="251668480" behindDoc="1" locked="0" layoutInCell="1" allowOverlap="1" wp14:anchorId="4BE41DEB" wp14:editId="7C5C9E3C">
+            <wp:simplePos x="0" y="0"/>
+            <wp:positionH relativeFrom="margin">
+              <wp:posOffset>3810</wp:posOffset>
+            </wp:positionH>
+            <wp:positionV relativeFrom="paragraph">
+              <wp:posOffset>0</wp:posOffset>
+            </wp:positionV>
+            <wp:extent cx="5969000" cy="4610100"/>
+            <wp:effectExtent l="0" t="0" r="0" b="0"/>
+            <wp:wrapTight wrapText="bothSides">
+              <wp:wrapPolygon edited="0">
+                <wp:start x="1241" y="0"/>
+                <wp:lineTo x="620" y="357"/>
+                <wp:lineTo x="0" y="1160"/>
+                <wp:lineTo x="0" y="1696"/>
+                <wp:lineTo x="483" y="2856"/>
+                <wp:lineTo x="0" y="4284"/>
+                <wp:lineTo x="0" y="13299"/>
+                <wp:lineTo x="896" y="14281"/>
+                <wp:lineTo x="1310" y="14281"/>
+                <wp:lineTo x="0" y="15352"/>
+                <wp:lineTo x="0" y="17226"/>
+                <wp:lineTo x="11306" y="18565"/>
+                <wp:lineTo x="11306" y="19904"/>
+                <wp:lineTo x="11512" y="19993"/>
+                <wp:lineTo x="14201" y="19993"/>
+                <wp:lineTo x="14959" y="21421"/>
+                <wp:lineTo x="15166" y="21511"/>
+                <wp:lineTo x="20474" y="21511"/>
+                <wp:lineTo x="20681" y="21421"/>
+                <wp:lineTo x="21508" y="20797"/>
+                <wp:lineTo x="21508" y="19101"/>
+                <wp:lineTo x="21026" y="18476"/>
+                <wp:lineTo x="19647" y="18030"/>
+                <wp:lineTo x="16062" y="17137"/>
+                <wp:lineTo x="16062" y="15709"/>
+                <wp:lineTo x="16545" y="15709"/>
+                <wp:lineTo x="17923" y="14638"/>
+                <wp:lineTo x="18061" y="12317"/>
+                <wp:lineTo x="17648" y="11960"/>
+                <wp:lineTo x="16062" y="11425"/>
+                <wp:lineTo x="16062" y="9997"/>
+                <wp:lineTo x="16407" y="8569"/>
+                <wp:lineTo x="16200" y="6873"/>
+                <wp:lineTo x="11512" y="5177"/>
+                <wp:lineTo x="7307" y="4195"/>
+                <wp:lineTo x="3516" y="2856"/>
+                <wp:lineTo x="15442" y="2499"/>
+                <wp:lineTo x="15442" y="1428"/>
+                <wp:lineTo x="4205" y="1160"/>
+                <wp:lineTo x="3309" y="89"/>
+                <wp:lineTo x="2895" y="0"/>
+                <wp:lineTo x="1241" y="0"/>
+              </wp:wrapPolygon>
+            </wp:wrapTight>
+            <wp:docPr id="1255054826" name="Picture 7"/>
+            <wp:cNvGraphicFramePr>
+              <a:graphicFrameLocks xmlns:a="http://schemas.openxmlformats.org/drawingml/2006/main" noChangeAspect="1"/>
+            </wp:cNvGraphicFramePr>
+            <a:graphic xmlns:a="http://schemas.openxmlformats.org/drawingml/2006/main">
+              <a:graphicData uri="http://schemas.openxmlformats.org/drawingml/2006/picture">
+                <pic:pic xmlns:pic="http://schemas.openxmlformats.org/drawingml/2006/picture">
+                  <pic:nvPicPr>
+                    <pic:cNvPr id="0" name="Picture 7"/>
+                    <pic:cNvPicPr>
+                      <a:picLocks noChangeAspect="1" noChangeArrowheads="1"/>
+                    </pic:cNvPicPr>
+                  </pic:nvPicPr>
+                  <pic:blipFill>
+                    <a:blip r:embed="rId12">
+                      <a:extLst>
+                        <a:ext uri="{28A0092B-C50C-407E-A947-70E740481C1C}">
+                          <a14:useLocalDpi xmlns:a14="http://schemas.microsoft.com/office/drawing/2010/main" val="0"/>
+                        </a:ext>
+                      </a:extLst>
+                    </a:blip>
+                    <a:srcRect/>
+                    <a:stretch>
+                      <a:fillRect/>
+                    </a:stretch>
+                  </pic:blipFill>
+                  <pic:spPr bwMode="auto">
+                    <a:xfrm>
+                      <a:off x="0" y="0"/>
+                      <a:ext cx="5969000" cy="4610100"/>
+                    </a:xfrm>
+                    <a:prstGeom prst="rect">
+                      <a:avLst/>
+                    </a:prstGeom>
+                    <a:noFill/>
+                    <a:ln>
+                      <a:noFill/>
+                    </a:ln>
+                  </pic:spPr>
+                </pic:pic>
+              </a:graphicData>
+            </a:graphic>
+          </wp:anchor>
+        </w:drawing>
+      </w:r>
+    </w:p>
+    <w:p/>
+    <w:p/>
+    <w:p/>
+    <w:p/>
+    <w:p/>
+    <w:p/>
+    <w:p/>
+    <w:p/>
+    <w:p/>
+    <w:p/>
+    <w:p/>
+    <w:p/>
+    <w:p>
+      <w:pPr>
+        <w:rPr>
+          <w:sz w:val="48"/>
+          <w:szCs w:val="48"/>
+        </w:rPr>
+      </w:pPr>
+    </w:p>
+    <w:p>
+      <w:pPr>
+        <w:pStyle w:val="Heading2"/>
+        <w:rPr>
+          <w:i/>
+          <w:iCs/>
+        </w:rPr>
+      </w:pPr>
+      <w:bookmarkStart w:id="9" w:name="_Toc229680542"/>
+      <w:r>
+        <w:rPr>
+          <w:i/>
+          <w:iCs/>
+        </w:rPr>
+        <w:t>Darstellung der Informationsarchitektur</w:t>
+      </w:r>
+      <w:bookmarkEnd w:id="9"/>
+    </w:p>
+    <w:p>
+      <w:r>
+        <w:rPr>
+          <w:noProof/>
+        </w:rPr>
+        <w:drawing>
+          <wp:anchor distT="0" distB="0" distL="114300" distR="114300" simplePos="0" relativeHeight="251669504" behindDoc="1" locked="0" layoutInCell="1" allowOverlap="1" wp14:anchorId="6201DC8C" wp14:editId="66E74E23">
+            <wp:simplePos x="0" y="0"/>
+            <wp:positionH relativeFrom="margin">
+              <wp:align>center</wp:align>
+            </wp:positionH>
+            <wp:positionV relativeFrom="paragraph">
+              <wp:posOffset>49530</wp:posOffset>
+            </wp:positionV>
+            <wp:extent cx="5016500" cy="3308443"/>
+            <wp:effectExtent l="0" t="0" r="0" b="6350"/>
+            <wp:wrapTight wrapText="bothSides">
+              <wp:wrapPolygon edited="0">
+                <wp:start x="0" y="0"/>
+                <wp:lineTo x="0" y="21517"/>
+                <wp:lineTo x="21491" y="21517"/>
+                <wp:lineTo x="21491" y="0"/>
+                <wp:lineTo x="0" y="0"/>
+              </wp:wrapPolygon>
+            </wp:wrapTight>
+            <wp:docPr id="1072219215" name="Picture 8"/>
+            <wp:cNvGraphicFramePr>
+              <a:graphicFrameLocks xmlns:a="http://schemas.openxmlformats.org/drawingml/2006/main" noChangeAspect="1"/>
+            </wp:cNvGraphicFramePr>
+            <a:graphic xmlns:a="http://schemas.openxmlformats.org/drawingml/2006/main">
+              <a:graphicData uri="http://schemas.openxmlformats.org/drawingml/2006/picture">
+                <pic:pic xmlns:pic="http://schemas.openxmlformats.org/drawingml/2006/picture">
+                  <pic:nvPicPr>
+                    <pic:cNvPr id="0" name="Picture 8"/>
+                    <pic:cNvPicPr>
+                      <a:picLocks noChangeAspect="1" noChangeArrowheads="1"/>
+                    </pic:cNvPicPr>
+                  </pic:nvPicPr>
+                  <pic:blipFill>
+                    <a:blip r:embed="rId13" cstate="print">
+                      <a:extLst>
+                        <a:ext uri="{28A0092B-C50C-407E-A947-70E740481C1C}">
+                          <a14:useLocalDpi xmlns:a14="http://schemas.microsoft.com/office/drawing/2010/main" val="0"/>
+                        </a:ext>
+                      </a:extLst>
+                    </a:blip>
+                    <a:srcRect/>
+                    <a:stretch>
+                      <a:fillRect/>
+                    </a:stretch>
+                  </pic:blipFill>
+                  <pic:spPr bwMode="auto">
+                    <a:xfrm>
+                      <a:off x="0" y="0"/>
+                      <a:ext cx="5016500" cy="3308443"/>
+                    </a:xfrm>
+                    <a:prstGeom prst="rect">
+                      <a:avLst/>
+                    </a:prstGeom>
+                    <a:noFill/>
+                    <a:ln>
+                      <a:noFill/>
+                    </a:ln>
+                  </pic:spPr>
+                </pic:pic>
+              </a:graphicData>
+            </a:graphic>
+            <wp14:sizeRelH relativeFrom="margin">
+              <wp14:pctWidth>0</wp14:pctWidth>
+            </wp14:sizeRelH>
+            <wp14:sizeRelV relativeFrom="margin">
+              <wp14:pctHeight>0</wp14:pctHeight>
+            </wp14:sizeRelV>
+          </wp:anchor>
+        </w:drawing>
+      </w:r>
+    </w:p>
+    <w:p>
+      <w:r>
+        <w:br w:type="page"/>
+      </w:r>
+    </w:p>
+    <w:p>
+      <w:pPr>
+        <w:pStyle w:val="Heading2"/>
+      </w:pPr>
+      <w:bookmarkStart w:id="10" w:name="_Toc229680543"/>
+      <w:r>
+        <w:rPr>
+          <w:i/>
+          <w:iCs/>
+          <w:noProof/>
+        </w:rPr>
+        <w:lastRenderedPageBreak/>
+        <w:drawing>
+          <wp:anchor distT="0" distB="0" distL="114300" distR="114300" simplePos="0" relativeHeight="251670528" behindDoc="1" locked="0" layoutInCell="1" allowOverlap="1" wp14:anchorId="33175CD4" wp14:editId="2D04952A">
+            <wp:simplePos x="0" y="0"/>
+            <wp:positionH relativeFrom="margin">
+              <wp:align>center</wp:align>
+            </wp:positionH>
+            <wp:positionV relativeFrom="paragraph">
+              <wp:posOffset>396149</wp:posOffset>
+            </wp:positionV>
+            <wp:extent cx="5333365" cy="7440295"/>
+            <wp:effectExtent l="0" t="0" r="635" b="8255"/>
+            <wp:wrapTight wrapText="bothSides">
+              <wp:wrapPolygon edited="0">
+                <wp:start x="0" y="0"/>
+                <wp:lineTo x="0" y="21569"/>
+                <wp:lineTo x="21525" y="21569"/>
+                <wp:lineTo x="21525" y="0"/>
+                <wp:lineTo x="0" y="0"/>
+              </wp:wrapPolygon>
+            </wp:wrapTight>
+            <wp:docPr id="1489802770" name="Picture 9"/>
+            <wp:cNvGraphicFramePr>
+              <a:graphicFrameLocks xmlns:a="http://schemas.openxmlformats.org/drawingml/2006/main" noChangeAspect="1"/>
+            </wp:cNvGraphicFramePr>
+            <a:graphic xmlns:a="http://schemas.openxmlformats.org/drawingml/2006/main">
+              <a:graphicData uri="http://schemas.openxmlformats.org/drawingml/2006/picture">
+                <pic:pic xmlns:pic="http://schemas.openxmlformats.org/drawingml/2006/picture">
+                  <pic:nvPicPr>
+                    <pic:cNvPr id="0" name="Picture 9"/>
+                    <pic:cNvPicPr>
+                      <a:picLocks noChangeAspect="1" noChangeArrowheads="1"/>
+                    </pic:cNvPicPr>
+                  </pic:nvPicPr>
+                  <pic:blipFill rotWithShape="1">
+                    <a:blip r:embed="rId14" cstate="print">
+                      <a:extLst>
+                        <a:ext uri="{28A0092B-C50C-407E-A947-70E740481C1C}">
+                          <a14:useLocalDpi xmlns:a14="http://schemas.microsoft.com/office/drawing/2010/main" val="0"/>
+                        </a:ext>
+                      </a:extLst>
+                    </a:blip>
+                    <a:srcRect t="4646" b="4637"/>
+                    <a:stretch>
+                      <a:fillRect/>
+                    </a:stretch>
+                  </pic:blipFill>
+                  <pic:spPr bwMode="auto">
+                    <a:xfrm>
+                      <a:off x="0" y="0"/>
+                      <a:ext cx="5333365" cy="7440295"/>
+                    </a:xfrm>
+                    <a:prstGeom prst="rect">
+                      <a:avLst/>
+                    </a:prstGeom>
+                    <a:noFill/>
+                    <a:ln>
+                      <a:noFill/>
+                    </a:ln>
+                    <a:extLst>
+                      <a:ext uri="{53640926-AAD7-44D8-BBD7-CCE9431645EC}">
+                        <a14:shadowObscured xmlns:a14="http://schemas.microsoft.com/office/drawing/2010/main"/>
+                      </a:ext>
+                    </a:extLst>
+                  </pic:spPr>
+                </pic:pic>
+              </a:graphicData>
+            </a:graphic>
+            <wp14:sizeRelH relativeFrom="margin">
+              <wp14:pctWidth>0</wp14:pctWidth>
+            </wp14:sizeRelH>
+            <wp14:sizeRelV relativeFrom="margin">
+              <wp14:pctHeight>0</wp14:pctHeight>
+            </wp14:sizeRelV>
+          </wp:anchor>
+        </w:drawing>
+      </w:r>
+      <w:r>
+        <w:rPr>
+          <w:i/>
+          <w:iCs/>
+        </w:rPr>
+        <w:t>Wireframes</w:t>
+      </w:r>
+      <w:bookmarkEnd w:id="10"/>
+    </w:p>
+    <w:p/>
+    <w:p>
+      <w:pPr>
+        <w:pStyle w:val="Heading2"/>
+      </w:pPr>
+      <w:bookmarkStart w:id="11" w:name="_Toc229680544"/>
+      <w:r>
+        <w:rPr>
+          <w:i/>
+          <w:iCs/>
+          <w:noProof/>
+        </w:rPr>
+        <w:lastRenderedPageBreak/>
+        <w:drawing>
+          <wp:anchor distT="0" distB="0" distL="114300" distR="114300" simplePos="0" relativeHeight="251671552" behindDoc="1" locked="0" layoutInCell="1" allowOverlap="1" wp14:anchorId="6FDD1136" wp14:editId="73C89ED0">
+            <wp:simplePos x="0" y="0"/>
+            <wp:positionH relativeFrom="margin">
+              <wp:align>left</wp:align>
+            </wp:positionH>
+            <wp:positionV relativeFrom="paragraph">
+              <wp:posOffset>372533</wp:posOffset>
+            </wp:positionV>
+            <wp:extent cx="5970905" cy="6433185"/>
+            <wp:effectExtent l="0" t="0" r="0" b="5715"/>
+            <wp:wrapTight wrapText="bothSides">
+              <wp:wrapPolygon edited="0">
+                <wp:start x="0" y="0"/>
+                <wp:lineTo x="0" y="21555"/>
+                <wp:lineTo x="21501" y="21555"/>
+                <wp:lineTo x="21501" y="0"/>
+                <wp:lineTo x="0" y="0"/>
+              </wp:wrapPolygon>
+            </wp:wrapTight>
+            <wp:docPr id="1010810663" name="Picture 10"/>
+            <wp:cNvGraphicFramePr>
+              <a:graphicFrameLocks xmlns:a="http://schemas.openxmlformats.org/drawingml/2006/main" noChangeAspect="1"/>
+            </wp:cNvGraphicFramePr>
+            <a:graphic xmlns:a="http://schemas.openxmlformats.org/drawingml/2006/main">
+              <a:graphicData uri="http://schemas.openxmlformats.org/drawingml/2006/picture">
+                <pic:pic xmlns:pic="http://schemas.openxmlformats.org/drawingml/2006/picture">
+                  <pic:nvPicPr>
+                    <pic:cNvPr id="0" name="Picture 10"/>
+                    <pic:cNvPicPr>
+                      <a:picLocks noChangeAspect="1" noChangeArrowheads="1"/>
+                    </pic:cNvPicPr>
+                  </pic:nvPicPr>
+                  <pic:blipFill>
+                    <a:blip r:embed="rId15" cstate="print">
+                      <a:extLst>
+                        <a:ext uri="{28A0092B-C50C-407E-A947-70E740481C1C}">
+                          <a14:useLocalDpi xmlns:a14="http://schemas.microsoft.com/office/drawing/2010/main" val="0"/>
+                        </a:ext>
+                      </a:extLst>
+                    </a:blip>
+                    <a:srcRect/>
+                    <a:stretch>
+                      <a:fillRect/>
+                    </a:stretch>
+                  </pic:blipFill>
+                  <pic:spPr bwMode="auto">
+                    <a:xfrm>
+                      <a:off x="0" y="0"/>
+                      <a:ext cx="5970905" cy="6433185"/>
+                    </a:xfrm>
+                    <a:prstGeom prst="rect">
+                      <a:avLst/>
+                    </a:prstGeom>
+                    <a:noFill/>
+                    <a:ln>
+                      <a:noFill/>
+                    </a:ln>
+                  </pic:spPr>
+                </pic:pic>
+              </a:graphicData>
+            </a:graphic>
+          </wp:anchor>
+        </w:drawing>
+      </w:r>
+      <w:r>
+        <w:rPr>
+          <w:i/>
+          <w:iCs/>
+        </w:rPr>
+        <w:t>Entwurfsskizzen</w:t>
+      </w:r>
+      <w:bookmarkEnd w:id="11"/>
+    </w:p>
+    <w:p/>
+    <w:p>
+      <w:r>
+        <w:br w:type="page"/>
+      </w:r>
+    </w:p>
+    <w:p>
+      <w:pPr>
+        <w:pStyle w:val="Heading1"/>
+        <w:rPr>
+          <w:u w:val="single"/>
+        </w:rPr>
+      </w:pPr>
+      <w:bookmarkStart w:id="12" w:name="_Toc229680545"/>
+      <w:r>
+        <w:rPr>
+          <w:u w:val="single"/>
+        </w:rPr>
+        <w:lastRenderedPageBreak/>
+        <w:t>Technische Architektur</w:t>
+      </w:r>
+      <w:bookmarkEnd w:id="12"/>
+    </w:p>
+    <w:p>
+      <w:pPr>
+        <w:pStyle w:val="Heading2"/>
+        <w:rPr>
+          <w:i/>
+          <w:iCs/>
+        </w:rPr>
+      </w:pPr>
+      <w:bookmarkStart w:id="13" w:name="_Toc229680546"/>
+      <w:r>
+        <w:rPr>
+          <w:i/>
+          <w:iCs/>
+        </w:rPr>
+        <w:t>High-Level Architektur Übersicht</w:t>
+      </w:r>
+      <w:bookmarkEnd w:id="13"/>
+    </w:p>
+    <w:p>
+      <w:r>
+        <w:rPr>
+          <w:noProof/>
+        </w:rPr>
+        <w:drawing>
+          <wp:inline distT="0" distB="0" distL="0" distR="0" wp14:anchorId="23304D8A" wp14:editId="14CA394A">
+            <wp:extent cx="5972175" cy="5359066"/>
+            <wp:effectExtent l="0" t="0" r="0" b="0"/>
+            <wp:docPr id="1513739201" name="Picture 1"/>
+            <wp:cNvGraphicFramePr>
+              <a:graphicFrameLocks xmlns:a="http://schemas.openxmlformats.org/drawingml/2006/main" noChangeAspect="1"/>
+            </wp:cNvGraphicFramePr>
+            <a:graphic xmlns:a="http://schemas.openxmlformats.org/drawingml/2006/main">
+              <a:graphicData uri="http://schemas.openxmlformats.org/drawingml/2006/picture">
+                <pic:pic xmlns:pic="http://schemas.openxmlformats.org/drawingml/2006/picture">
+                  <pic:nvPicPr>
+                    <pic:cNvPr id="0" name="Picture 1"/>
+                    <pic:cNvPicPr>
+                      <a:picLocks noChangeAspect="1" noChangeArrowheads="1"/>
+                    </pic:cNvPicPr>
+                  </pic:nvPicPr>
+                  <pic:blipFill rotWithShape="1">
+                    <a:blip r:embed="rId16" cstate="print">
+                      <a:extLst>
+                        <a:ext uri="{28A0092B-C50C-407E-A947-70E740481C1C}">
+                          <a14:useLocalDpi xmlns:a14="http://schemas.microsoft.com/office/drawing/2010/main" val="0"/>
+                        </a:ext>
+                      </a:extLst>
+                    </a:blip>
+                    <a:srcRect t="2826"/>
+                    <a:stretch>
+                      <a:fillRect/>
+                    </a:stretch>
+                  </pic:blipFill>
+                  <pic:spPr bwMode="auto">
+                    <a:xfrm>
+                      <a:off x="0" y="0"/>
+                      <a:ext cx="5972175" cy="5359066"/>
+                    </a:xfrm>
+                    <a:prstGeom prst="rect">
+                      <a:avLst/>
+                    </a:prstGeom>
+                    <a:noFill/>
+                    <a:ln>
+                      <a:noFill/>
+                    </a:ln>
+                    <a:extLst>
+                      <a:ext uri="{53640926-AAD7-44D8-BBD7-CCE9431645EC}">
+                        <a14:shadowObscured xmlns:a14="http://schemas.microsoft.com/office/drawing/2010/main"/>
+                      </a:ext>
+                    </a:extLst>
+                  </pic:spPr>
+                </pic:pic>
+              </a:graphicData>
+            </a:graphic>
+          </wp:inline>
+        </w:drawing>
+      </w:r>
+      <w:r>
+        <w:br w:type="page"/>
+      </w:r>
+    </w:p>
+    <w:p>
+      <w:pPr>
+        <w:pStyle w:val="Heading2"/>
+        <w:rPr>
+          <w:i/>
+          <w:iCs/>
+        </w:rPr>
+      </w:pPr>
+      <w:bookmarkStart w:id="14" w:name="_Toc229680547"/>
+      <w:r>
+        <w:rPr>
+          <w:i/>
+          <w:iCs/>
+        </w:rPr>
+        <w:lastRenderedPageBreak/>
+        <w:t>Beschreibung relevanter Drittsysteme, Tools, etc.</w:t>
+      </w:r>
+      <w:bookmarkEnd w:id="14"/>
+    </w:p>
+    <w:p>
+      <w:pPr>
+        <w:pStyle w:val="Heading3"/>
+      </w:pPr>
+      <w:bookmarkStart w:id="15" w:name="_Toc229680548"/>
+      <w:r>
+        <w:t>Frontend</w:t>
+      </w:r>
+      <w:bookmarkEnd w:id="15"/>
+    </w:p>
+    <w:p>
+      <w:pPr>
+        <w:spacing w:after="0" w:line="240" w:lineRule="auto"/>
+      </w:pPr>
+      <w:r>
+        <w:t xml:space="preserve">Als Grundgerüst für die App wird das </w:t>
+      </w:r>
+      <w:r>
+        <w:rPr>
+          <w:i/>
+          <w:iCs/>
+        </w:rPr>
+        <w:t>*Expo*</w:t>
+      </w:r>
+      <w:r>
+        <w:t xml:space="preserve"> Framework verwendet, welches auf der Basis von </w:t>
+      </w:r>
+      <w:r>
+        <w:rPr>
+          <w:i/>
+          <w:iCs/>
+        </w:rPr>
+        <w:t>*</w:t>
+      </w:r>
+      <w:proofErr w:type="spellStart"/>
+      <w:r>
+        <w:rPr>
+          <w:i/>
+          <w:iCs/>
+        </w:rPr>
+        <w:t>react</w:t>
+      </w:r>
+      <w:proofErr w:type="spellEnd"/>
+      <w:r>
+        <w:rPr>
+          <w:i/>
+          <w:iCs/>
+        </w:rPr>
+        <w:t>-native*</w:t>
+      </w:r>
+      <w:r>
+        <w:t xml:space="preserve"> läuft. Diese Entscheidung wurde getroffen, um die App plattformübergreifend (iOS und Android) mit einer gemeinsamen Codebasis zu entwickeln.</w:t>
+      </w:r>
+    </w:p>
+    <w:p>
+      <w:pPr>
+        <w:spacing w:after="0" w:line="240" w:lineRule="auto"/>
+      </w:pPr>
+    </w:p>
+    <w:p>
+      <w:pPr>
+        <w:pStyle w:val="Heading3"/>
+      </w:pPr>
+      <w:bookmarkStart w:id="16" w:name="_Toc229680549"/>
+      <w:r>
+        <w:t>Backend &amp; API</w:t>
+      </w:r>
+      <w:bookmarkEnd w:id="16"/>
+    </w:p>
+    <w:p>
+      <w:pPr>
+        <w:spacing w:after="0" w:line="240" w:lineRule="auto"/>
+      </w:pPr>
+      <w:r>
+        <w:t xml:space="preserve">Die Kommunikation vom Frontend zum Backend geschieht über eine </w:t>
+      </w:r>
+      <w:r>
+        <w:rPr>
+          <w:i/>
+          <w:iCs/>
+        </w:rPr>
+        <w:t>*Rest API-Schnittstelle*</w:t>
+      </w:r>
+      <w:r>
+        <w:t>. Über diese werden Anfragen an beispielsweise die Datenbank oder die KI-Agenten geregelt.</w:t>
+      </w:r>
+    </w:p>
+    <w:p>
+      <w:pPr>
+        <w:spacing w:after="0" w:line="240" w:lineRule="auto"/>
+      </w:pPr>
+    </w:p>
+    <w:p>
+      <w:pPr>
+        <w:pStyle w:val="Heading3"/>
+      </w:pPr>
+      <w:bookmarkStart w:id="17" w:name="_Toc229680550"/>
+      <w:r>
+        <w:t>Datenbank</w:t>
+      </w:r>
+      <w:bookmarkEnd w:id="17"/>
+    </w:p>
+    <w:p>
+      <w:pPr>
+        <w:spacing w:after="0" w:line="240" w:lineRule="auto"/>
+      </w:pPr>
+      <w:r>
+        <w:t xml:space="preserve">Zur Speicherung der Nutzerdaten und Dokumenteneinträge wird </w:t>
+      </w:r>
+      <w:r>
+        <w:rPr>
+          <w:i/>
+          <w:iCs/>
+        </w:rPr>
+        <w:t>*MongoDB*</w:t>
+      </w:r>
+      <w:r>
+        <w:t xml:space="preserve"> verwendet. Wir haben uns für MongoDB entschieden, da die meisten aus unserer Gruppe bereits Erfahrung damit sammeln konnten.</w:t>
+      </w:r>
+    </w:p>
+    <w:p>
+      <w:pPr>
+        <w:spacing w:after="0" w:line="240" w:lineRule="auto"/>
+      </w:pPr>
+    </w:p>
+    <w:p>
+      <w:pPr>
+        <w:pStyle w:val="Heading3"/>
+      </w:pPr>
+      <w:bookmarkStart w:id="18" w:name="_Toc229680551"/>
+      <w:r>
+        <w:t>KI-Agenten</w:t>
+      </w:r>
+      <w:bookmarkEnd w:id="18"/>
+    </w:p>
+    <w:p>
+      <w:pPr>
+        <w:spacing w:after="0" w:line="240" w:lineRule="auto"/>
+      </w:pPr>
+      <w:r>
+        <w:t xml:space="preserve">Für alle KI-gestützten Funktionen wird wie vorgeschlagen </w:t>
+      </w:r>
+      <w:r>
+        <w:rPr>
+          <w:i/>
+          <w:iCs/>
+        </w:rPr>
+        <w:t>*</w:t>
+      </w:r>
+      <w:proofErr w:type="spellStart"/>
+      <w:r>
+        <w:rPr>
+          <w:i/>
+          <w:iCs/>
+        </w:rPr>
+        <w:t>Ollama</w:t>
+      </w:r>
+      <w:proofErr w:type="spellEnd"/>
+      <w:r>
+        <w:rPr>
+          <w:i/>
+          <w:iCs/>
+        </w:rPr>
+        <w:t>*</w:t>
+      </w:r>
+      <w:r>
+        <w:t xml:space="preserve"> verwendet. Mit Verwendung dieses LLM lassen sich Funktionalitäten wie beispielsweise das Übersetzen, das Einscannen und der Chatbot umsetzen.</w:t>
+      </w:r>
+    </w:p>
+    <w:p>
+      <w:pPr>
+        <w:spacing w:after="0" w:line="240" w:lineRule="auto"/>
+      </w:pPr>
+    </w:p>
+    <w:p>
+      <w:pPr>
+        <w:pStyle w:val="Heading3"/>
+      </w:pPr>
+      <w:bookmarkStart w:id="19" w:name="_Toc229680552"/>
+      <w:r>
+        <w:t>Sprachausgabe</w:t>
+      </w:r>
+      <w:bookmarkEnd w:id="19"/>
+    </w:p>
+    <w:p>
+      <w:pPr>
+        <w:spacing w:after="0" w:line="240" w:lineRule="auto"/>
+      </w:pPr>
+      <w:r>
+        <w:t xml:space="preserve">Zur Sprachausgabe benutzen wir eine </w:t>
+      </w:r>
+      <w:r>
+        <w:rPr>
+          <w:i/>
+          <w:iCs/>
+        </w:rPr>
+        <w:t>*Text-</w:t>
+      </w:r>
+      <w:proofErr w:type="spellStart"/>
+      <w:r>
+        <w:rPr>
+          <w:i/>
+          <w:iCs/>
+        </w:rPr>
+        <w:t>to</w:t>
+      </w:r>
+      <w:proofErr w:type="spellEnd"/>
+      <w:r>
+        <w:rPr>
+          <w:i/>
+          <w:iCs/>
+        </w:rPr>
+        <w:t>-Speech*</w:t>
+      </w:r>
+      <w:r>
+        <w:t xml:space="preserve"> Komponente, die von dem Expo Framework bereitgestellt wird.</w:t>
+      </w:r>
+    </w:p>
+    <w:p>
+      <w:pPr>
+        <w:spacing w:after="0" w:line="240" w:lineRule="auto"/>
+      </w:pPr>
+    </w:p>
+    <w:p>
+      <w:pPr>
+        <w:pStyle w:val="Heading3"/>
+      </w:pPr>
+      <w:bookmarkStart w:id="20" w:name="_Toc229680553"/>
+      <w:r>
+        <w:t xml:space="preserve">Containerisierung &amp; </w:t>
+      </w:r>
+      <w:proofErr w:type="spellStart"/>
+      <w:r>
+        <w:t>Deployment</w:t>
+      </w:r>
+      <w:bookmarkEnd w:id="20"/>
+      <w:proofErr w:type="spellEnd"/>
+    </w:p>
+    <w:p>
+      <w:pPr>
+        <w:spacing w:after="0" w:line="240" w:lineRule="auto"/>
+      </w:pPr>
+      <w:r>
+        <w:t xml:space="preserve">Die gesamte Backend-Infrastruktur wird mit </w:t>
+      </w:r>
+      <w:r>
+        <w:rPr>
+          <w:i/>
+          <w:iCs/>
+        </w:rPr>
+        <w:t>*Docker*</w:t>
+      </w:r>
+      <w:r>
+        <w:t xml:space="preserve"> containerisiert. Dies ist Teil der Vorgabe und zielt darauf ab, die Entwicklungsumgebung stabil bzw. konsistent zu halten und den </w:t>
+      </w:r>
+      <w:proofErr w:type="spellStart"/>
+      <w:r>
+        <w:t>Deployment</w:t>
+      </w:r>
+      <w:proofErr w:type="spellEnd"/>
+      <w:r>
+        <w:t>-Prozess zu erleichtern.</w:t>
+      </w:r>
+    </w:p>
+    <w:p>
+      <w:pPr>
+        <w:spacing w:after="0" w:line="240" w:lineRule="auto"/>
+      </w:pPr>
+    </w:p>
+    <w:p>
+      <w:pPr>
+        <w:pStyle w:val="Heading3"/>
+      </w:pPr>
+      <w:bookmarkStart w:id="21" w:name="_Toc229680554"/>
+      <w:r>
+        <w:t>Fazit</w:t>
+      </w:r>
+      <w:bookmarkEnd w:id="21"/>
+    </w:p>
+    <w:p>
+      <w:pPr>
+        <w:spacing w:after="0" w:line="240" w:lineRule="auto"/>
+      </w:pPr>
+      <w:r>
+        <w:t>Mit diesen Drittsystemen und Tools, gehen wir davon aus, dass wir die App voll funktionsfähig auf die Beine stellen können. Hierbei betrachten wir Ollama, MongoDB und Docker als wichtigste Drittsysteme.</w:t>
       </w:r>
     </w:p>
     <w:sectPr>
@@ -1898,6 +4534,7 @@
   <w:style w:type="character" w:default="1" w:styleId="DefaultParagraphFont">
     <w:name w:val="Default Paragraph Font"/>
     <w:uiPriority w:val="1"/>
+    <w:semiHidden/>
     <w:unhideWhenUsed/>
   </w:style>
   <w:style w:type="table" w:default="1" w:styleId="TableNormal">
